--- a/LLM-Wiki知识库方案-团队分享.docx
+++ b/LLM-Wiki知识库方案-团队分享.docx
@@ -39,7 +39,7 @@
           <w:sz w:val="28"/>
           <w:szCs w:val="28"/>
         </w:rPr>
-        <w:t xml:space="preserve">——卡帕西 LLM Wiki 范式与三个落地技能</w:t>
+        <w:t xml:space="preserve">——卡帕西 LLM Wiki 范式、三个落地技能与 KaaS 团队共享</w:t>
       </w:r>
     </w:p>
     <w:p>
@@ -4276,6 +4276,11 @@
       </w:r>
     </w:p>
     <w:p>
+      <w:r>
+        <w:br w:type="page"/>
+      </w:r>
+    </w:p>
+    <w:p>
       <w:pPr>
         <w:pStyle w:val="Heading1"/>
         <w:spacing w:after="200" w:before="360"/>
@@ -4289,7 +4294,7 @@
           <w:sz w:val="32"/>
           <w:szCs w:val="32"/>
         </w:rPr>
-        <w:t xml:space="preserve">六、现在的重点放在哪</w:t>
+        <w:t xml:space="preserve">六、团队共享：KaaS 知识库使用指南</w:t>
       </w:r>
     </w:p>
     <w:p>
@@ -4304,7 +4309,7 @@
           <w:sz w:val="22"/>
           <w:szCs w:val="22"/>
         </w:rPr>
-        <w:t xml:space="preserve">方案已经清晰，但执行力决定成败。我的建议是明确优先级：</w:t>
+        <w:t xml:space="preserve">前面讲的是"个人如何沉淀知识"。这一章讲"如何把个人沉淀变成团队共享资产"——这就是 KaaS 知识库中台的作用。</w:t>
       </w:r>
     </w:p>
     <w:p>
@@ -4321,7 +4326,22 @@
           <w:sz w:val="26"/>
           <w:szCs w:val="26"/>
         </w:rPr>
-        <w:t xml:space="preserve">第一优先级：先把现有文档 wiki 化</w:t>
+        <w:t xml:space="preserve">KaaS 是什么</w:t>
+      </w:r>
+    </w:p>
+    <w:p>
+      <w:pPr>
+        <w:spacing w:after="100" w:before="0"/>
+        <w:jc w:val="left"/>
+      </w:pPr>
+      <w:r>
+        <w:rPr>
+          <w:rFonts w:ascii="Microsoft YaHei" w:cs="Microsoft YaHei" w:eastAsia="Microsoft YaHei" w:hAnsi="Microsoft YaHei"/>
+          <w:color w:val="1F2937"/>
+          <w:sz w:val="22"/>
+          <w:szCs w:val="22"/>
+        </w:rPr>
+        <w:t xml:space="preserve">KaaS 是事业群级的知识库中台，把散落在各团队的 PRD、实现文档、测试用例、架构说明沉淀到一个统一的地方，通过两种方式对外提供服务：</w:t>
       </w:r>
     </w:p>
     <w:p>
@@ -4340,27 +4360,7 @@
           <w:sz w:val="22"/>
           <w:szCs w:val="22"/>
         </w:rPr>
-        <w:t xml:space="preserve">我们已经有跑通的知识库原型（健康度 100），证明了范式有效。现在最缺的不是工具，是</w:t>
-      </w:r>
-      <w:r>
-        <w:rPr>
-          <w:rFonts w:ascii="Microsoft YaHei" w:cs="Microsoft YaHei" w:eastAsia="Microsoft YaHei" w:hAnsi="Microsoft YaHei"/>
-          <w:b/>
-          <w:bCs/>
-          <w:color w:val="1F2937"/>
-          <w:sz w:val="22"/>
-          <w:szCs w:val="22"/>
-        </w:rPr>
-        <w:t xml:space="preserve">内容</w:t>
-      </w:r>
-      <w:r>
-        <w:rPr>
-          <w:rFonts w:ascii="Microsoft YaHei" w:cs="Microsoft YaHei" w:eastAsia="Microsoft YaHei" w:hAnsi="Microsoft YaHei"/>
-          <w:color w:val="1F2937"/>
-          <w:sz w:val="22"/>
-          <w:szCs w:val="22"/>
-        </w:rPr>
-        <w:t xml:space="preserve">。</w:t>
+        <w:t xml:space="preserve">Web 管理台——人用，做项目维护、文档录入、召回调试。</w:t>
       </w:r>
     </w:p>
     <w:p>
@@ -4379,7 +4379,2257 @@
           <w:sz w:val="22"/>
           <w:szCs w:val="22"/>
         </w:rPr>
-        <w:t xml:space="preserve">用 wiki:ingest 把散落在各处的现有工作文档（手册、SOP、制度、模板）批量整理进知识库。</w:t>
+        <w:t xml:space="preserve">MCP 服务——AI Agent 用，让 AI 写 PRD / 改代码 / 写用例时自动拿到历史全量上下文。</w:t>
+      </w:r>
+    </w:p>
+    <w:p>
+      <w:pPr>
+        <w:spacing w:after="80"/>
+      </w:pPr>
+      <w:r>
+        <w:t xml:space="preserve"/>
+      </w:r>
+    </w:p>
+    <w:tbl>
+      <w:tblPr>
+        <w:tblW w:type="auto" w:w="100"/>
+        <w:tblBorders>
+          <w:top w:val="single" w:color="auto" w:sz="4"/>
+          <w:left w:val="single" w:color="auto" w:sz="4"/>
+          <w:bottom w:val="single" w:color="auto" w:sz="4"/>
+          <w:right w:val="single" w:color="auto" w:sz="4"/>
+          <w:insideH w:val="single" w:color="auto" w:sz="4"/>
+          <w:insideV w:val="single" w:color="auto" w:sz="4"/>
+        </w:tblBorders>
+        <w:tblCellMar>
+          <w:top w:type="dxa" w:w="80"/>
+          <w:left w:type="dxa" w:w="120"/>
+          <w:bottom w:type="dxa" w:w="80"/>
+          <w:right w:type="dxa" w:w="120"/>
+        </w:tblCellMar>
+      </w:tblPr>
+      <w:tblGrid>
+        <w:gridCol w:w="2400"/>
+        <w:gridCol w:w="6960"/>
+      </w:tblGrid>
+      <w:tr>
+        <w:trPr>
+          <w:tblHeader/>
+        </w:trPr>
+        <w:tc>
+          <w:tcPr>
+            <w:tcW w:type="dxa" w:w="2400"/>
+            <w:tcBorders>
+              <w:top w:val="single" w:color="D1D5DB" w:sz="1"/>
+              <w:left w:val="single" w:color="D1D5DB" w:sz="1"/>
+              <w:bottom w:val="single" w:color="D1D5DB" w:sz="1"/>
+              <w:right w:val="single" w:color="D1D5DB" w:sz="1"/>
+            </w:tcBorders>
+            <w:shd w:fill="DBEAFE" w:val="clear"/>
+            <w:vAlign w:val="center"/>
+          </w:tcPr>
+          <w:p>
+            <w:pPr>
+              <w:jc w:val="center"/>
+            </w:pPr>
+            <w:r>
+              <w:rPr>
+                <w:rFonts w:ascii="Microsoft YaHei" w:cs="Microsoft YaHei" w:eastAsia="Microsoft YaHei" w:hAnsi="Microsoft YaHei"/>
+                <w:b/>
+                <w:bCs/>
+                <w:color w:val="1F2937"/>
+                <w:sz w:val="20"/>
+                <w:szCs w:val="20"/>
+              </w:rPr>
+              <w:t xml:space="preserve">信息</w:t>
+            </w:r>
+          </w:p>
+        </w:tc>
+        <w:tc>
+          <w:tcPr>
+            <w:tcW w:type="dxa" w:w="6960"/>
+            <w:tcBorders>
+              <w:top w:val="single" w:color="D1D5DB" w:sz="1"/>
+              <w:left w:val="single" w:color="D1D5DB" w:sz="1"/>
+              <w:bottom w:val="single" w:color="D1D5DB" w:sz="1"/>
+              <w:right w:val="single" w:color="D1D5DB" w:sz="1"/>
+            </w:tcBorders>
+            <w:shd w:fill="DBEAFE" w:val="clear"/>
+            <w:vAlign w:val="center"/>
+          </w:tcPr>
+          <w:p>
+            <w:pPr>
+              <w:jc w:val="center"/>
+            </w:pPr>
+            <w:r>
+              <w:rPr>
+                <w:rFonts w:ascii="Microsoft YaHei" w:cs="Microsoft YaHei" w:eastAsia="Microsoft YaHei" w:hAnsi="Microsoft YaHei"/>
+                <w:b/>
+                <w:bCs/>
+                <w:color w:val="1F2937"/>
+                <w:sz w:val="20"/>
+                <w:szCs w:val="20"/>
+              </w:rPr>
+              <w:t xml:space="preserve">内容</w:t>
+            </w:r>
+          </w:p>
+        </w:tc>
+      </w:tr>
+      <w:tr>
+        <w:tc>
+          <w:tcPr>
+            <w:tcW w:type="dxa" w:w="2400"/>
+            <w:tcBorders>
+              <w:top w:val="single" w:color="D1D5DB" w:sz="1"/>
+              <w:left w:val="single" w:color="D1D5DB" w:sz="1"/>
+              <w:bottom w:val="single" w:color="D1D5DB" w:sz="1"/>
+              <w:right w:val="single" w:color="D1D5DB" w:sz="1"/>
+            </w:tcBorders>
+            <w:vAlign w:val="center"/>
+          </w:tcPr>
+          <w:p>
+            <w:pPr>
+              <w:spacing w:after="20"/>
+            </w:pPr>
+            <w:r>
+              <w:rPr>
+                <w:rFonts w:ascii="Microsoft YaHei" w:cs="Microsoft YaHei" w:eastAsia="Microsoft YaHei" w:hAnsi="Microsoft YaHei"/>
+                <w:color w:val="1F2937"/>
+                <w:sz w:val="20"/>
+                <w:szCs w:val="20"/>
+              </w:rPr>
+              <w:t xml:space="preserve">管理台地址</w:t>
+            </w:r>
+          </w:p>
+        </w:tc>
+        <w:tc>
+          <w:tcPr>
+            <w:tcW w:type="dxa" w:w="6960"/>
+            <w:tcBorders>
+              <w:top w:val="single" w:color="D1D5DB" w:sz="1"/>
+              <w:left w:val="single" w:color="D1D5DB" w:sz="1"/>
+              <w:bottom w:val="single" w:color="D1D5DB" w:sz="1"/>
+              <w:right w:val="single" w:color="D1D5DB" w:sz="1"/>
+            </w:tcBorders>
+            <w:vAlign w:val="center"/>
+          </w:tcPr>
+          <w:p>
+            <w:pPr>
+              <w:spacing w:after="20"/>
+            </w:pPr>
+            <w:r>
+              <w:rPr>
+                <w:rFonts w:ascii="Microsoft YaHei" w:cs="Microsoft YaHei" w:eastAsia="Microsoft YaHei" w:hAnsi="Microsoft YaHei"/>
+                <w:color w:val="1F2937"/>
+                <w:sz w:val="20"/>
+                <w:szCs w:val="20"/>
+              </w:rPr>
+              <w:t xml:space="preserve">http://ai-kaas.pre-apps.jd.com</w:t>
+            </w:r>
+          </w:p>
+        </w:tc>
+      </w:tr>
+      <w:tr>
+        <w:tc>
+          <w:tcPr>
+            <w:tcW w:type="dxa" w:w="2400"/>
+            <w:tcBorders>
+              <w:top w:val="single" w:color="D1D5DB" w:sz="1"/>
+              <w:left w:val="single" w:color="D1D5DB" w:sz="1"/>
+              <w:bottom w:val="single" w:color="D1D5DB" w:sz="1"/>
+              <w:right w:val="single" w:color="D1D5DB" w:sz="1"/>
+            </w:tcBorders>
+            <w:vAlign w:val="center"/>
+          </w:tcPr>
+          <w:p>
+            <w:pPr>
+              <w:spacing w:after="20"/>
+            </w:pPr>
+            <w:r>
+              <w:rPr>
+                <w:rFonts w:ascii="Microsoft YaHei" w:cs="Microsoft YaHei" w:eastAsia="Microsoft YaHei" w:hAnsi="Microsoft YaHei"/>
+                <w:color w:val="1F2937"/>
+                <w:sz w:val="20"/>
+                <w:szCs w:val="20"/>
+              </w:rPr>
+              <w:t xml:space="preserve">MCP 接口</w:t>
+            </w:r>
+          </w:p>
+        </w:tc>
+        <w:tc>
+          <w:tcPr>
+            <w:tcW w:type="dxa" w:w="6960"/>
+            <w:tcBorders>
+              <w:top w:val="single" w:color="D1D5DB" w:sz="1"/>
+              <w:left w:val="single" w:color="D1D5DB" w:sz="1"/>
+              <w:bottom w:val="single" w:color="D1D5DB" w:sz="1"/>
+              <w:right w:val="single" w:color="D1D5DB" w:sz="1"/>
+            </w:tcBorders>
+            <w:vAlign w:val="center"/>
+          </w:tcPr>
+          <w:p>
+            <w:pPr>
+              <w:spacing w:after="20"/>
+            </w:pPr>
+            <w:r>
+              <w:rPr>
+                <w:rFonts w:ascii="Microsoft YaHei" w:cs="Microsoft YaHei" w:eastAsia="Microsoft YaHei" w:hAnsi="Microsoft YaHei"/>
+                <w:color w:val="1F2937"/>
+                <w:sz w:val="20"/>
+                <w:szCs w:val="20"/>
+              </w:rPr>
+              <w:t xml:space="preserve">https://ai-analysis-api.jd.com/mcp/ （注意必须带尾斜杠）</w:t>
+            </w:r>
+          </w:p>
+        </w:tc>
+      </w:tr>
+      <w:tr>
+        <w:tc>
+          <w:tcPr>
+            <w:tcW w:type="dxa" w:w="2400"/>
+            <w:tcBorders>
+              <w:top w:val="single" w:color="D1D5DB" w:sz="1"/>
+              <w:left w:val="single" w:color="D1D5DB" w:sz="1"/>
+              <w:bottom w:val="single" w:color="D1D5DB" w:sz="1"/>
+              <w:right w:val="single" w:color="D1D5DB" w:sz="1"/>
+            </w:tcBorders>
+            <w:vAlign w:val="center"/>
+          </w:tcPr>
+          <w:p>
+            <w:pPr>
+              <w:spacing w:after="20"/>
+            </w:pPr>
+            <w:r>
+              <w:rPr>
+                <w:rFonts w:ascii="Microsoft YaHei" w:cs="Microsoft YaHei" w:eastAsia="Microsoft YaHei" w:hAnsi="Microsoft YaHei"/>
+                <w:color w:val="1F2937"/>
+                <w:sz w:val="20"/>
+                <w:szCs w:val="20"/>
+              </w:rPr>
+              <w:t xml:space="preserve">数据源</w:t>
+            </w:r>
+          </w:p>
+        </w:tc>
+        <w:tc>
+          <w:tcPr>
+            <w:tcW w:type="dxa" w:w="6960"/>
+            <w:tcBorders>
+              <w:top w:val="single" w:color="D1D5DB" w:sz="1"/>
+              <w:left w:val="single" w:color="D1D5DB" w:sz="1"/>
+              <w:bottom w:val="single" w:color="D1D5DB" w:sz="1"/>
+              <w:right w:val="single" w:color="D1D5DB" w:sz="1"/>
+            </w:tcBorders>
+            <w:vAlign w:val="center"/>
+          </w:tcPr>
+          <w:p>
+            <w:pPr>
+              <w:spacing w:after="20"/>
+            </w:pPr>
+            <w:r>
+              <w:rPr>
+                <w:rFonts w:ascii="Microsoft YaHei" w:cs="Microsoft YaHei" w:eastAsia="Microsoft YaHei" w:hAnsi="Microsoft YaHei"/>
+                <w:color w:val="1F2937"/>
+                <w:sz w:val="20"/>
+                <w:szCs w:val="20"/>
+              </w:rPr>
+              <w:t xml:space="preserve">Git 仓库 knowledge-base.git（master 分支）</w:t>
+            </w:r>
+          </w:p>
+        </w:tc>
+      </w:tr>
+      <w:tr>
+        <w:tc>
+          <w:tcPr>
+            <w:tcW w:type="dxa" w:w="2400"/>
+            <w:tcBorders>
+              <w:top w:val="single" w:color="D1D5DB" w:sz="1"/>
+              <w:left w:val="single" w:color="D1D5DB" w:sz="1"/>
+              <w:bottom w:val="single" w:color="D1D5DB" w:sz="1"/>
+              <w:right w:val="single" w:color="D1D5DB" w:sz="1"/>
+            </w:tcBorders>
+            <w:vAlign w:val="center"/>
+          </w:tcPr>
+          <w:p>
+            <w:pPr>
+              <w:spacing w:after="20"/>
+            </w:pPr>
+            <w:r>
+              <w:rPr>
+                <w:rFonts w:ascii="Microsoft YaHei" w:cs="Microsoft YaHei" w:eastAsia="Microsoft YaHei" w:hAnsi="Microsoft YaHei"/>
+                <w:color w:val="1F2937"/>
+                <w:sz w:val="20"/>
+                <w:szCs w:val="20"/>
+              </w:rPr>
+              <w:t xml:space="preserve">适用场景</w:t>
+            </w:r>
+          </w:p>
+        </w:tc>
+        <w:tc>
+          <w:tcPr>
+            <w:tcW w:type="dxa" w:w="6960"/>
+            <w:tcBorders>
+              <w:top w:val="single" w:color="D1D5DB" w:sz="1"/>
+              <w:left w:val="single" w:color="D1D5DB" w:sz="1"/>
+              <w:bottom w:val="single" w:color="D1D5DB" w:sz="1"/>
+              <w:right w:val="single" w:color="D1D5DB" w:sz="1"/>
+            </w:tcBorders>
+            <w:vAlign w:val="center"/>
+          </w:tcPr>
+          <w:p>
+            <w:pPr>
+              <w:spacing w:after="20"/>
+            </w:pPr>
+            <w:r>
+              <w:rPr>
+                <w:rFonts w:ascii="Microsoft YaHei" w:cs="Microsoft YaHei" w:eastAsia="Microsoft YaHei" w:hAnsi="Microsoft YaHei"/>
+                <w:color w:val="1F2937"/>
+                <w:sz w:val="20"/>
+                <w:szCs w:val="20"/>
+              </w:rPr>
+              <w:t xml:space="preserve">写 PRD、改前端/后端、写测试用例、二期开发拿历史上下文</w:t>
+            </w:r>
+          </w:p>
+        </w:tc>
+      </w:tr>
+      <w:tr>
+        <w:tc>
+          <w:tcPr>
+            <w:tcW w:type="dxa" w:w="2400"/>
+            <w:tcBorders>
+              <w:top w:val="single" w:color="D1D5DB" w:sz="1"/>
+              <w:left w:val="single" w:color="D1D5DB" w:sz="1"/>
+              <w:bottom w:val="single" w:color="D1D5DB" w:sz="1"/>
+              <w:right w:val="single" w:color="D1D5DB" w:sz="1"/>
+            </w:tcBorders>
+            <w:vAlign w:val="center"/>
+          </w:tcPr>
+          <w:p>
+            <w:pPr>
+              <w:spacing w:after="20"/>
+            </w:pPr>
+            <w:r>
+              <w:rPr>
+                <w:rFonts w:ascii="Microsoft YaHei" w:cs="Microsoft YaHei" w:eastAsia="Microsoft YaHei" w:hAnsi="Microsoft YaHei"/>
+                <w:color w:val="1F2937"/>
+                <w:sz w:val="20"/>
+                <w:szCs w:val="20"/>
+              </w:rPr>
+              <w:t xml:space="preserve">不适用</w:t>
+            </w:r>
+          </w:p>
+        </w:tc>
+        <w:tc>
+          <w:tcPr>
+            <w:tcW w:type="dxa" w:w="6960"/>
+            <w:tcBorders>
+              <w:top w:val="single" w:color="D1D5DB" w:sz="1"/>
+              <w:left w:val="single" w:color="D1D5DB" w:sz="1"/>
+              <w:bottom w:val="single" w:color="D1D5DB" w:sz="1"/>
+              <w:right w:val="single" w:color="D1D5DB" w:sz="1"/>
+            </w:tcBorders>
+            <w:vAlign w:val="center"/>
+          </w:tcPr>
+          <w:p>
+            <w:pPr>
+              <w:spacing w:after="20"/>
+            </w:pPr>
+            <w:r>
+              <w:rPr>
+                <w:rFonts w:ascii="Microsoft YaHei" w:cs="Microsoft YaHei" w:eastAsia="Microsoft YaHei" w:hAnsi="Microsoft YaHei"/>
+                <w:color w:val="1F2937"/>
+                <w:sz w:val="20"/>
+                <w:szCs w:val="20"/>
+              </w:rPr>
+              <w:t xml:space="preserve">实时生产数据、线上日志、事业群以外的集团文档</w:t>
+            </w:r>
+          </w:p>
+        </w:tc>
+      </w:tr>
+    </w:tbl>
+    <w:p>
+      <w:pPr>
+        <w:spacing w:after="80"/>
+      </w:pPr>
+      <w:r>
+        <w:t xml:space="preserve"/>
+      </w:r>
+    </w:p>
+    <w:p>
+      <w:pPr>
+        <w:pStyle w:val="Heading2"/>
+        <w:spacing w:after="160" w:before="280"/>
+      </w:pPr>
+      <w:r>
+        <w:rPr>
+          <w:rFonts w:ascii="Microsoft YaHei" w:cs="Microsoft YaHei" w:eastAsia="Microsoft YaHei" w:hAnsi="Microsoft YaHei"/>
+          <w:b/>
+          <w:bCs/>
+          <w:color w:val="1F2937"/>
+          <w:sz w:val="26"/>
+          <w:szCs w:val="26"/>
+        </w:rPr>
+        <w:t xml:space="preserve">核心概念：三个层级</w:t>
+      </w:r>
+    </w:p>
+    <w:tbl>
+      <w:tblPr>
+        <w:tblW w:type="auto" w:w="100"/>
+        <w:tblBorders>
+          <w:top w:val="single" w:color="auto" w:sz="4"/>
+          <w:left w:val="single" w:color="auto" w:sz="4"/>
+          <w:bottom w:val="single" w:color="auto" w:sz="4"/>
+          <w:right w:val="single" w:color="auto" w:sz="4"/>
+          <w:insideH w:val="single" w:color="auto" w:sz="4"/>
+          <w:insideV w:val="single" w:color="auto" w:sz="4"/>
+        </w:tblBorders>
+        <w:tblCellMar>
+          <w:top w:type="dxa" w:w="80"/>
+          <w:left w:type="dxa" w:w="120"/>
+          <w:bottom w:type="dxa" w:w="80"/>
+          <w:right w:type="dxa" w:w="120"/>
+        </w:tblCellMar>
+      </w:tblPr>
+      <w:tblGrid>
+        <w:gridCol w:w="1800"/>
+        <w:gridCol w:w="4400"/>
+        <w:gridCol w:w="3160"/>
+      </w:tblGrid>
+      <w:tr>
+        <w:trPr>
+          <w:tblHeader/>
+        </w:trPr>
+        <w:tc>
+          <w:tcPr>
+            <w:tcW w:type="dxa" w:w="1800"/>
+            <w:tcBorders>
+              <w:top w:val="single" w:color="D1D5DB" w:sz="1"/>
+              <w:left w:val="single" w:color="D1D5DB" w:sz="1"/>
+              <w:bottom w:val="single" w:color="D1D5DB" w:sz="1"/>
+              <w:right w:val="single" w:color="D1D5DB" w:sz="1"/>
+            </w:tcBorders>
+            <w:shd w:fill="DBEAFE" w:val="clear"/>
+            <w:vAlign w:val="center"/>
+          </w:tcPr>
+          <w:p>
+            <w:pPr>
+              <w:jc w:val="center"/>
+            </w:pPr>
+            <w:r>
+              <w:rPr>
+                <w:rFonts w:ascii="Microsoft YaHei" w:cs="Microsoft YaHei" w:eastAsia="Microsoft YaHei" w:hAnsi="Microsoft YaHei"/>
+                <w:b/>
+                <w:bCs/>
+                <w:color w:val="1F2937"/>
+                <w:sz w:val="20"/>
+                <w:szCs w:val="20"/>
+              </w:rPr>
+              <w:t xml:space="preserve">概念</w:t>
+            </w:r>
+          </w:p>
+        </w:tc>
+        <w:tc>
+          <w:tcPr>
+            <w:tcW w:type="dxa" w:w="4400"/>
+            <w:tcBorders>
+              <w:top w:val="single" w:color="D1D5DB" w:sz="1"/>
+              <w:left w:val="single" w:color="D1D5DB" w:sz="1"/>
+              <w:bottom w:val="single" w:color="D1D5DB" w:sz="1"/>
+              <w:right w:val="single" w:color="D1D5DB" w:sz="1"/>
+            </w:tcBorders>
+            <w:shd w:fill="DBEAFE" w:val="clear"/>
+            <w:vAlign w:val="center"/>
+          </w:tcPr>
+          <w:p>
+            <w:pPr>
+              <w:jc w:val="center"/>
+            </w:pPr>
+            <w:r>
+              <w:rPr>
+                <w:rFonts w:ascii="Microsoft YaHei" w:cs="Microsoft YaHei" w:eastAsia="Microsoft YaHei" w:hAnsi="Microsoft YaHei"/>
+                <w:b/>
+                <w:bCs/>
+                <w:color w:val="1F2937"/>
+                <w:sz w:val="20"/>
+                <w:szCs w:val="20"/>
+              </w:rPr>
+              <w:t xml:space="preserve">说明</w:t>
+            </w:r>
+          </w:p>
+        </w:tc>
+        <w:tc>
+          <w:tcPr>
+            <w:tcW w:type="dxa" w:w="3160"/>
+            <w:tcBorders>
+              <w:top w:val="single" w:color="D1D5DB" w:sz="1"/>
+              <w:left w:val="single" w:color="D1D5DB" w:sz="1"/>
+              <w:bottom w:val="single" w:color="D1D5DB" w:sz="1"/>
+              <w:right w:val="single" w:color="D1D5DB" w:sz="1"/>
+            </w:tcBorders>
+            <w:shd w:fill="DBEAFE" w:val="clear"/>
+            <w:vAlign w:val="center"/>
+          </w:tcPr>
+          <w:p>
+            <w:pPr>
+              <w:jc w:val="center"/>
+            </w:pPr>
+            <w:r>
+              <w:rPr>
+                <w:rFonts w:ascii="Microsoft YaHei" w:cs="Microsoft YaHei" w:eastAsia="Microsoft YaHei" w:hAnsi="Microsoft YaHei"/>
+                <w:b/>
+                <w:bCs/>
+                <w:color w:val="1F2937"/>
+                <w:sz w:val="20"/>
+                <w:szCs w:val="20"/>
+              </w:rPr>
+              <w:t xml:space="preserve">例子</w:t>
+            </w:r>
+          </w:p>
+        </w:tc>
+      </w:tr>
+      <w:tr>
+        <w:tc>
+          <w:tcPr>
+            <w:tcW w:type="dxa" w:w="1800"/>
+            <w:tcBorders>
+              <w:top w:val="single" w:color="D1D5DB" w:sz="1"/>
+              <w:left w:val="single" w:color="D1D5DB" w:sz="1"/>
+              <w:bottom w:val="single" w:color="D1D5DB" w:sz="1"/>
+              <w:right w:val="single" w:color="D1D5DB" w:sz="1"/>
+            </w:tcBorders>
+            <w:vAlign w:val="center"/>
+          </w:tcPr>
+          <w:p>
+            <w:pPr>
+              <w:spacing w:after="20"/>
+            </w:pPr>
+            <w:r>
+              <w:rPr>
+                <w:rFonts w:ascii="Microsoft YaHei" w:cs="Microsoft YaHei" w:eastAsia="Microsoft YaHei" w:hAnsi="Microsoft YaHei"/>
+                <w:color w:val="1F2937"/>
+                <w:sz w:val="20"/>
+                <w:szCs w:val="20"/>
+              </w:rPr>
+              <w:t xml:space="preserve">一级域（L1）</w:t>
+            </w:r>
+          </w:p>
+        </w:tc>
+        <w:tc>
+          <w:tcPr>
+            <w:tcW w:type="dxa" w:w="4400"/>
+            <w:tcBorders>
+              <w:top w:val="single" w:color="D1D5DB" w:sz="1"/>
+              <w:left w:val="single" w:color="D1D5DB" w:sz="1"/>
+              <w:bottom w:val="single" w:color="D1D5DB" w:sz="1"/>
+              <w:right w:val="single" w:color="D1D5DB" w:sz="1"/>
+            </w:tcBorders>
+            <w:vAlign w:val="center"/>
+          </w:tcPr>
+          <w:p>
+            <w:pPr>
+              <w:spacing w:after="20"/>
+            </w:pPr>
+            <w:r>
+              <w:rPr>
+                <w:rFonts w:ascii="Microsoft YaHei" w:cs="Microsoft YaHei" w:eastAsia="Microsoft YaHei" w:hAnsi="Microsoft YaHei"/>
+                <w:color w:val="1F2937"/>
+                <w:sz w:val="20"/>
+                <w:szCs w:val="20"/>
+              </w:rPr>
+              <w:t xml:space="preserve">事业群下的业务大块，目录第一层</w:t>
+            </w:r>
+          </w:p>
+        </w:tc>
+        <w:tc>
+          <w:tcPr>
+            <w:tcW w:type="dxa" w:w="3160"/>
+            <w:tcBorders>
+              <w:top w:val="single" w:color="D1D5DB" w:sz="1"/>
+              <w:left w:val="single" w:color="D1D5DB" w:sz="1"/>
+              <w:bottom w:val="single" w:color="D1D5DB" w:sz="1"/>
+              <w:right w:val="single" w:color="D1D5DB" w:sz="1"/>
+            </w:tcBorders>
+            <w:vAlign w:val="center"/>
+          </w:tcPr>
+          <w:p>
+            <w:pPr>
+              <w:spacing w:after="20"/>
+            </w:pPr>
+            <w:r>
+              <w:rPr>
+                <w:rFonts w:ascii="Microsoft YaHei" w:cs="Microsoft YaHei" w:eastAsia="Microsoft YaHei" w:hAnsi="Microsoft YaHei"/>
+                <w:color w:val="1F2937"/>
+                <w:sz w:val="20"/>
+                <w:szCs w:val="20"/>
+              </w:rPr>
+              <w:t xml:space="preserve">payment（支付）、enterprise-finance（企业金融）</w:t>
+            </w:r>
+          </w:p>
+        </w:tc>
+      </w:tr>
+      <w:tr>
+        <w:tc>
+          <w:tcPr>
+            <w:tcW w:type="dxa" w:w="1800"/>
+            <w:tcBorders>
+              <w:top w:val="single" w:color="D1D5DB" w:sz="1"/>
+              <w:left w:val="single" w:color="D1D5DB" w:sz="1"/>
+              <w:bottom w:val="single" w:color="D1D5DB" w:sz="1"/>
+              <w:right w:val="single" w:color="D1D5DB" w:sz="1"/>
+            </w:tcBorders>
+            <w:vAlign w:val="center"/>
+          </w:tcPr>
+          <w:p>
+            <w:pPr>
+              <w:spacing w:after="20"/>
+            </w:pPr>
+            <w:r>
+              <w:rPr>
+                <w:rFonts w:ascii="Microsoft YaHei" w:cs="Microsoft YaHei" w:eastAsia="Microsoft YaHei" w:hAnsi="Microsoft YaHei"/>
+                <w:color w:val="1F2937"/>
+                <w:sz w:val="20"/>
+                <w:szCs w:val="20"/>
+              </w:rPr>
+              <w:t xml:space="preserve">项目（Topic）</w:t>
+            </w:r>
+          </w:p>
+        </w:tc>
+        <w:tc>
+          <w:tcPr>
+            <w:tcW w:type="dxa" w:w="4400"/>
+            <w:tcBorders>
+              <w:top w:val="single" w:color="D1D5DB" w:sz="1"/>
+              <w:left w:val="single" w:color="D1D5DB" w:sz="1"/>
+              <w:bottom w:val="single" w:color="D1D5DB" w:sz="1"/>
+              <w:right w:val="single" w:color="D1D5DB" w:sz="1"/>
+            </w:tcBorders>
+            <w:vAlign w:val="center"/>
+          </w:tcPr>
+          <w:p>
+            <w:pPr>
+              <w:spacing w:after="20"/>
+            </w:pPr>
+            <w:r>
+              <w:rPr>
+                <w:rFonts w:ascii="Microsoft YaHei" w:cs="Microsoft YaHei" w:eastAsia="Microsoft YaHei" w:hAnsi="Microsoft YaHei"/>
+                <w:color w:val="1F2937"/>
+                <w:sz w:val="20"/>
+                <w:szCs w:val="20"/>
+              </w:rPr>
+              <w:t xml:space="preserve">一级域下的具体业务主题，检索最小单元</w:t>
+            </w:r>
+          </w:p>
+        </w:tc>
+        <w:tc>
+          <w:tcPr>
+            <w:tcW w:type="dxa" w:w="3160"/>
+            <w:tcBorders>
+              <w:top w:val="single" w:color="D1D5DB" w:sz="1"/>
+              <w:left w:val="single" w:color="D1D5DB" w:sz="1"/>
+              <w:bottom w:val="single" w:color="D1D5DB" w:sz="1"/>
+              <w:right w:val="single" w:color="D1D5DB" w:sz="1"/>
+            </w:tcBorders>
+            <w:vAlign w:val="center"/>
+          </w:tcPr>
+          <w:p>
+            <w:pPr>
+              <w:spacing w:after="20"/>
+            </w:pPr>
+            <w:r>
+              <w:rPr>
+                <w:rFonts w:ascii="Microsoft YaHei" w:cs="Microsoft YaHei" w:eastAsia="Microsoft YaHei" w:hAnsi="Microsoft YaHei"/>
+                <w:color w:val="1F2937"/>
+                <w:sz w:val="20"/>
+                <w:szCs w:val="20"/>
+              </w:rPr>
+              <w:t xml:space="preserve">voiceprint（声纹）、aipay（京东AI付）</w:t>
+            </w:r>
+          </w:p>
+        </w:tc>
+      </w:tr>
+      <w:tr>
+        <w:tc>
+          <w:tcPr>
+            <w:tcW w:type="dxa" w:w="1800"/>
+            <w:tcBorders>
+              <w:top w:val="single" w:color="D1D5DB" w:sz="1"/>
+              <w:left w:val="single" w:color="D1D5DB" w:sz="1"/>
+              <w:bottom w:val="single" w:color="D1D5DB" w:sz="1"/>
+              <w:right w:val="single" w:color="D1D5DB" w:sz="1"/>
+            </w:tcBorders>
+            <w:vAlign w:val="center"/>
+          </w:tcPr>
+          <w:p>
+            <w:pPr>
+              <w:spacing w:after="20"/>
+            </w:pPr>
+            <w:r>
+              <w:rPr>
+                <w:rFonts w:ascii="Microsoft YaHei" w:cs="Microsoft YaHei" w:eastAsia="Microsoft YaHei" w:hAnsi="Microsoft YaHei"/>
+                <w:color w:val="1F2937"/>
+                <w:sz w:val="20"/>
+                <w:szCs w:val="20"/>
+              </w:rPr>
+              <w:t xml:space="preserve">知识库（KB）</w:t>
+            </w:r>
+          </w:p>
+        </w:tc>
+        <w:tc>
+          <w:tcPr>
+            <w:tcW w:type="dxa" w:w="4400"/>
+            <w:tcBorders>
+              <w:top w:val="single" w:color="D1D5DB" w:sz="1"/>
+              <w:left w:val="single" w:color="D1D5DB" w:sz="1"/>
+              <w:bottom w:val="single" w:color="D1D5DB" w:sz="1"/>
+              <w:right w:val="single" w:color="D1D5DB" w:sz="1"/>
+            </w:tcBorders>
+            <w:vAlign w:val="center"/>
+          </w:tcPr>
+          <w:p>
+            <w:pPr>
+              <w:spacing w:after="20"/>
+            </w:pPr>
+            <w:r>
+              <w:rPr>
+                <w:rFonts w:ascii="Microsoft YaHei" w:cs="Microsoft YaHei" w:eastAsia="Microsoft YaHei" w:hAnsi="Microsoft YaHei"/>
+                <w:color w:val="1F2937"/>
+                <w:sz w:val="20"/>
+                <w:szCs w:val="20"/>
+              </w:rPr>
+              <w:t xml:space="preserve">项目下可独立配置召回策略的库</w:t>
+            </w:r>
+          </w:p>
+        </w:tc>
+        <w:tc>
+          <w:tcPr>
+            <w:tcW w:type="dxa" w:w="3160"/>
+            <w:tcBorders>
+              <w:top w:val="single" w:color="D1D5DB" w:sz="1"/>
+              <w:left w:val="single" w:color="D1D5DB" w:sz="1"/>
+              <w:bottom w:val="single" w:color="D1D5DB" w:sz="1"/>
+              <w:right w:val="single" w:color="D1D5DB" w:sz="1"/>
+            </w:tcBorders>
+            <w:vAlign w:val="center"/>
+          </w:tcPr>
+          <w:p>
+            <w:pPr>
+              <w:spacing w:after="20"/>
+            </w:pPr>
+            <w:r>
+              <w:rPr>
+                <w:rFonts w:ascii="Microsoft YaHei" w:cs="Microsoft YaHei" w:eastAsia="Microsoft YaHei" w:hAnsi="Microsoft YaHei"/>
+                <w:color w:val="1F2937"/>
+                <w:sz w:val="20"/>
+                <w:szCs w:val="20"/>
+              </w:rPr>
+              <w:t xml:space="preserve">kb_e4bbdf31（声纹识别库）</w:t>
+            </w:r>
+          </w:p>
+        </w:tc>
+      </w:tr>
+    </w:tbl>
+    <w:p>
+      <w:pPr>
+        <w:spacing w:after="80"/>
+      </w:pPr>
+      <w:r>
+        <w:t xml:space="preserve"/>
+      </w:r>
+    </w:p>
+    <w:p>
+      <w:pPr>
+        <w:spacing w:after="160" w:before="0"/>
+        <w:jc w:val="left"/>
+      </w:pPr>
+      <w:r>
+        <w:rPr>
+          <w:rFonts w:ascii="Microsoft YaHei" w:cs="Microsoft YaHei" w:eastAsia="Microsoft YaHei" w:hAnsi="Microsoft YaHei"/>
+          <w:color w:val="1F2937"/>
+          <w:sz w:val="22"/>
+          <w:szCs w:val="22"/>
+        </w:rPr>
+        <w:t xml:space="preserve">目前已收录的项目：rental-3c（3C租赁）、payment-basic（支付基础）、aipay（京东AI付）、voiceprint（声纹识别）等。</w:t>
+      </w:r>
+    </w:p>
+    <w:p>
+      <w:pPr>
+        <w:pStyle w:val="Heading2"/>
+        <w:spacing w:after="160" w:before="280"/>
+      </w:pPr>
+      <w:r>
+        <w:rPr>
+          <w:rFonts w:ascii="Microsoft YaHei" w:cs="Microsoft YaHei" w:eastAsia="Microsoft YaHei" w:hAnsi="Microsoft YaHei"/>
+          <w:b/>
+          <w:bCs/>
+          <w:color w:val="1F2937"/>
+          <w:sz w:val="26"/>
+          <w:szCs w:val="26"/>
+        </w:rPr>
+        <w:t xml:space="preserve">仓库目录结构</w:t>
+      </w:r>
+    </w:p>
+    <w:p>
+      <w:pPr>
+        <w:spacing w:after="100" w:before="0"/>
+        <w:jc w:val="left"/>
+      </w:pPr>
+      <w:r>
+        <w:rPr>
+          <w:rFonts w:ascii="Microsoft YaHei" w:cs="Microsoft YaHei" w:eastAsia="Microsoft YaHei" w:hAnsi="Microsoft YaHei"/>
+          <w:color w:val="1F2937"/>
+          <w:sz w:val="22"/>
+          <w:szCs w:val="22"/>
+        </w:rPr>
+        <w:t xml:space="preserve">知识库源是 Git 仓库，按固定结构组织：</w:t>
+      </w:r>
+    </w:p>
+    <w:p>
+      <w:pPr>
+        <w:shd w:fill="F3F4F6" w:val="clear"/>
+        <w:spacing w:after="100" w:before="100"/>
+        <w:ind w:left="360"/>
+      </w:pPr>
+      <w:r>
+        <w:rPr>
+          <w:rFonts w:ascii="Microsoft YaHei" w:cs="Microsoft YaHei" w:eastAsia="Microsoft YaHei" w:hAnsi="Microsoft YaHei"/>
+          <w:i/>
+          <w:iCs/>
+          <w:color w:val="6B7280"/>
+          <w:sz w:val="22"/>
+          <w:szCs w:val="22"/>
+        </w:rPr>
+        <w:t xml:space="preserve">domains/一级域/项目/
+  ├── template/   模板（PRD 章节骨架等）
+  ├── wiki/       角色 wiki（用户心智、规范、约定）
+  ├── docs/       历史 PRD、设计文档
+  └── artifacts/  架构图、ADR、Runbook</w:t>
+      </w:r>
+    </w:p>
+    <w:p>
+      <w:pPr>
+        <w:spacing w:after="80"/>
+      </w:pPr>
+      <w:r>
+        <w:t xml:space="preserve"/>
+      </w:r>
+    </w:p>
+    <w:p>
+      <w:pPr>
+        <w:spacing w:after="160" w:before="0"/>
+        <w:jc w:val="left"/>
+      </w:pPr>
+      <w:r>
+        <w:rPr>
+          <w:rFonts w:ascii="Microsoft YaHei" w:cs="Microsoft YaHei" w:eastAsia="Microsoft YaHei" w:hAnsi="Microsoft YaHei"/>
+          <w:color w:val="1F2937"/>
+          <w:sz w:val="22"/>
+          <w:szCs w:val="22"/>
+        </w:rPr>
+        <w:t xml:space="preserve">注意：KaaS 的目录结构和我们本地 wiki 的 raw/distill/notes 是对应的——KaaS 的 wiki/ 角色知识和我们的 distill/ 提炼层本质相同，只是一个是团队共享版、一个是个人本地版。</w:t>
+      </w:r>
+    </w:p>
+    <w:p>
+      <w:pPr>
+        <w:pStyle w:val="Heading2"/>
+        <w:spacing w:after="160" w:before="280"/>
+      </w:pPr>
+      <w:r>
+        <w:rPr>
+          <w:rFonts w:ascii="Microsoft YaHei" w:cs="Microsoft YaHei" w:eastAsia="Microsoft YaHei" w:hAnsi="Microsoft YaHei"/>
+          <w:b/>
+          <w:bCs/>
+          <w:color w:val="1F2937"/>
+          <w:sz w:val="26"/>
+          <w:szCs w:val="26"/>
+        </w:rPr>
+        <w:t xml:space="preserve">如何录入团队知识（从个人 wiki 到 KaaS）</w:t>
+      </w:r>
+    </w:p>
+    <w:p>
+      <w:pPr>
+        <w:spacing w:after="100" w:before="0"/>
+        <w:jc w:val="left"/>
+      </w:pPr>
+      <w:r>
+        <w:rPr>
+          <w:rFonts w:ascii="Microsoft YaHei" w:cs="Microsoft YaHei" w:eastAsia="Microsoft YaHei" w:hAnsi="Microsoft YaHei"/>
+          <w:color w:val="1F2937"/>
+          <w:sz w:val="22"/>
+          <w:szCs w:val="22"/>
+        </w:rPr>
+        <w:t xml:space="preserve">这是闭环的关键一步。把个人本地 wiki 里确认好的内容，录入团队 KaaS：</w:t>
+      </w:r>
+    </w:p>
+    <w:p>
+      <w:pPr>
+        <w:pStyle w:val="ListParagraph"/>
+        <w:numPr>
+          <w:ilvl w:val="0"/>
+          <w:numId w:val="5"/>
+        </w:numPr>
+        <w:spacing w:after="60"/>
+      </w:pPr>
+      <w:r>
+        <w:rPr>
+          <w:rFonts w:ascii="Microsoft YaHei" w:cs="Microsoft YaHei" w:eastAsia="Microsoft YaHei" w:hAnsi="Microsoft YaHei"/>
+          <w:color w:val="1F2937"/>
+          <w:sz w:val="22"/>
+          <w:szCs w:val="22"/>
+        </w:rPr>
+        <w:t xml:space="preserve">在 KaaS 管理台「项目管理」新建项目（或找到已有项目），认真填写关键词和描述——它们直接影响检索效果</w:t>
+      </w:r>
+    </w:p>
+    <w:p>
+      <w:pPr>
+        <w:pStyle w:val="ListParagraph"/>
+        <w:numPr>
+          <w:ilvl w:val="0"/>
+          <w:numId w:val="5"/>
+        </w:numPr>
+        <w:spacing w:after="60"/>
+      </w:pPr>
+      <w:r>
+        <w:rPr>
+          <w:rFonts w:ascii="Microsoft YaHei" w:cs="Microsoft YaHei" w:eastAsia="Microsoft YaHei" w:hAnsi="Microsoft YaHei"/>
+          <w:color w:val="1F2937"/>
+          <w:sz w:val="22"/>
+          <w:szCs w:val="22"/>
+        </w:rPr>
+        <w:t xml:space="preserve">把本地 distill/ 里确认准确的内容，整理成 KaaS 需要的目录结构（template/wiki/docs/artifacts）</w:t>
+      </w:r>
+    </w:p>
+    <w:p>
+      <w:pPr>
+        <w:pStyle w:val="ListParagraph"/>
+        <w:numPr>
+          <w:ilvl w:val="0"/>
+          <w:numId w:val="5"/>
+        </w:numPr>
+        <w:spacing w:after="60"/>
+      </w:pPr>
+      <w:r>
+        <w:rPr>
+          <w:rFonts w:ascii="Microsoft YaHei" w:cs="Microsoft YaHei" w:eastAsia="Microsoft YaHei" w:hAnsi="Microsoft YaHei"/>
+          <w:color w:val="1F2937"/>
+          <w:sz w:val="22"/>
+          <w:szCs w:val="22"/>
+        </w:rPr>
+        <w:t xml:space="preserve">通过「文档批量录入」从 JoySpace 目录批量入库，或直接提交 Git</w:t>
+      </w:r>
+    </w:p>
+    <w:p>
+      <w:pPr>
+        <w:pStyle w:val="ListParagraph"/>
+        <w:numPr>
+          <w:ilvl w:val="0"/>
+          <w:numId w:val="5"/>
+        </w:numPr>
+        <w:spacing w:after="60"/>
+      </w:pPr>
+      <w:r>
+        <w:rPr>
+          <w:rFonts w:ascii="Microsoft YaHei" w:cs="Microsoft YaHei" w:eastAsia="Microsoft YaHei" w:hAnsi="Microsoft YaHei"/>
+          <w:color w:val="1F2937"/>
+          <w:sz w:val="22"/>
+          <w:szCs w:val="22"/>
+        </w:rPr>
+        <w:t xml:space="preserve">在「知识库管理」创建知识库并绑定到项目</w:t>
+      </w:r>
+    </w:p>
+    <w:p>
+      <w:pPr>
+        <w:pStyle w:val="ListParagraph"/>
+        <w:numPr>
+          <w:ilvl w:val="0"/>
+          <w:numId w:val="5"/>
+        </w:numPr>
+        <w:spacing w:after="120"/>
+      </w:pPr>
+      <w:r>
+        <w:rPr>
+          <w:rFonts w:ascii="Microsoft YaHei" w:cs="Microsoft YaHei" w:eastAsia="Microsoft YaHei" w:hAnsi="Microsoft YaHei"/>
+          <w:color w:val="1F2937"/>
+          <w:sz w:val="22"/>
+          <w:szCs w:val="22"/>
+        </w:rPr>
+        <w:t xml:space="preserve">在「召回调试」验证文档能被正确召回</w:t>
+      </w:r>
+    </w:p>
+    <w:p>
+      <w:pPr>
+        <w:shd w:fill="F3F4F6" w:val="clear"/>
+        <w:spacing w:after="100" w:before="100"/>
+        <w:ind w:left="360"/>
+      </w:pPr>
+      <w:r>
+        <w:rPr>
+          <w:rFonts w:ascii="Microsoft YaHei" w:cs="Microsoft YaHei" w:eastAsia="Microsoft YaHei" w:hAnsi="Microsoft YaHei"/>
+          <w:i/>
+          <w:iCs/>
+          <w:color w:val="6B7280"/>
+          <w:sz w:val="22"/>
+          <w:szCs w:val="22"/>
+        </w:rPr>
+        <w:t xml:space="preserve">关键：不是所有个人 wiki 内容都要上传团队库。只上传"团队共享有价值、已确认准确、去除个人隐私"的部分。</w:t>
+      </w:r>
+    </w:p>
+    <w:p>
+      <w:pPr>
+        <w:pStyle w:val="Heading2"/>
+        <w:spacing w:after="160" w:before="280"/>
+      </w:pPr>
+      <w:r>
+        <w:rPr>
+          <w:rFonts w:ascii="Microsoft YaHei" w:cs="Microsoft YaHei" w:eastAsia="Microsoft YaHei" w:hAnsi="Microsoft YaHei"/>
+          <w:b/>
+          <w:bCs/>
+          <w:color w:val="1F2937"/>
+          <w:sz w:val="26"/>
+          <w:szCs w:val="26"/>
+        </w:rPr>
+        <w:t xml:space="preserve">AI 如何调用 KaaS（MCP 六个工具）</w:t>
+      </w:r>
+    </w:p>
+    <w:p>
+      <w:pPr>
+        <w:spacing w:after="100" w:before="0"/>
+        <w:jc w:val="left"/>
+      </w:pPr>
+      <w:r>
+        <w:rPr>
+          <w:rFonts w:ascii="Microsoft YaHei" w:cs="Microsoft YaHei" w:eastAsia="Microsoft YaHei" w:hAnsi="Microsoft YaHei"/>
+          <w:color w:val="1F2937"/>
+          <w:sz w:val="22"/>
+          <w:szCs w:val="22"/>
+        </w:rPr>
+        <w:t xml:space="preserve">这是同事日常最常用的部分。配置好 MCP 后，AI 能自动检索团队知识库。同事说"查一下声纹支付的 PRD"即可，不用懂底层。</w:t>
+      </w:r>
+    </w:p>
+    <w:tbl>
+      <w:tblPr>
+        <w:tblW w:type="auto" w:w="100"/>
+        <w:tblBorders>
+          <w:top w:val="single" w:color="auto" w:sz="4"/>
+          <w:left w:val="single" w:color="auto" w:sz="4"/>
+          <w:bottom w:val="single" w:color="auto" w:sz="4"/>
+          <w:right w:val="single" w:color="auto" w:sz="4"/>
+          <w:insideH w:val="single" w:color="auto" w:sz="4"/>
+          <w:insideV w:val="single" w:color="auto" w:sz="4"/>
+        </w:tblBorders>
+        <w:tblCellMar>
+          <w:top w:type="dxa" w:w="80"/>
+          <w:left w:type="dxa" w:w="120"/>
+          <w:bottom w:type="dxa" w:w="80"/>
+          <w:right w:type="dxa" w:w="120"/>
+        </w:tblCellMar>
+      </w:tblPr>
+      <w:tblGrid>
+        <w:gridCol w:w="2000"/>
+        <w:gridCol w:w="3600"/>
+        <w:gridCol w:w="3760"/>
+      </w:tblGrid>
+      <w:tr>
+        <w:trPr>
+          <w:tblHeader/>
+        </w:trPr>
+        <w:tc>
+          <w:tcPr>
+            <w:tcW w:type="dxa" w:w="2000"/>
+            <w:tcBorders>
+              <w:top w:val="single" w:color="D1D5DB" w:sz="1"/>
+              <w:left w:val="single" w:color="D1D5DB" w:sz="1"/>
+              <w:bottom w:val="single" w:color="D1D5DB" w:sz="1"/>
+              <w:right w:val="single" w:color="D1D5DB" w:sz="1"/>
+            </w:tcBorders>
+            <w:shd w:fill="DBEAFE" w:val="clear"/>
+            <w:vAlign w:val="center"/>
+          </w:tcPr>
+          <w:p>
+            <w:pPr>
+              <w:jc w:val="center"/>
+            </w:pPr>
+            <w:r>
+              <w:rPr>
+                <w:rFonts w:ascii="Microsoft YaHei" w:cs="Microsoft YaHei" w:eastAsia="Microsoft YaHei" w:hAnsi="Microsoft YaHei"/>
+                <w:b/>
+                <w:bCs/>
+                <w:color w:val="1F2937"/>
+                <w:sz w:val="20"/>
+                <w:szCs w:val="20"/>
+              </w:rPr>
+              <w:t xml:space="preserve">工具</w:t>
+            </w:r>
+          </w:p>
+        </w:tc>
+        <w:tc>
+          <w:tcPr>
+            <w:tcW w:type="dxa" w:w="3600"/>
+            <w:tcBorders>
+              <w:top w:val="single" w:color="D1D5DB" w:sz="1"/>
+              <w:left w:val="single" w:color="D1D5DB" w:sz="1"/>
+              <w:bottom w:val="single" w:color="D1D5DB" w:sz="1"/>
+              <w:right w:val="single" w:color="D1D5DB" w:sz="1"/>
+            </w:tcBorders>
+            <w:shd w:fill="DBEAFE" w:val="clear"/>
+            <w:vAlign w:val="center"/>
+          </w:tcPr>
+          <w:p>
+            <w:pPr>
+              <w:jc w:val="center"/>
+            </w:pPr>
+            <w:r>
+              <w:rPr>
+                <w:rFonts w:ascii="Microsoft YaHei" w:cs="Microsoft YaHei" w:eastAsia="Microsoft YaHei" w:hAnsi="Microsoft YaHei"/>
+                <w:b/>
+                <w:bCs/>
+                <w:color w:val="1F2937"/>
+                <w:sz w:val="20"/>
+                <w:szCs w:val="20"/>
+              </w:rPr>
+              <w:t xml:space="preserve">用途</w:t>
+            </w:r>
+          </w:p>
+        </w:tc>
+        <w:tc>
+          <w:tcPr>
+            <w:tcW w:type="dxa" w:w="3760"/>
+            <w:tcBorders>
+              <w:top w:val="single" w:color="D1D5DB" w:sz="1"/>
+              <w:left w:val="single" w:color="D1D5DB" w:sz="1"/>
+              <w:bottom w:val="single" w:color="D1D5DB" w:sz="1"/>
+              <w:right w:val="single" w:color="D1D5DB" w:sz="1"/>
+            </w:tcBorders>
+            <w:shd w:fill="DBEAFE" w:val="clear"/>
+            <w:vAlign w:val="center"/>
+          </w:tcPr>
+          <w:p>
+            <w:pPr>
+              <w:jc w:val="center"/>
+            </w:pPr>
+            <w:r>
+              <w:rPr>
+                <w:rFonts w:ascii="Microsoft YaHei" w:cs="Microsoft YaHei" w:eastAsia="Microsoft YaHei" w:hAnsi="Microsoft YaHei"/>
+                <w:b/>
+                <w:bCs/>
+                <w:color w:val="1F2937"/>
+                <w:sz w:val="20"/>
+                <w:szCs w:val="20"/>
+              </w:rPr>
+              <w:t xml:space="preserve">何时用</w:t>
+            </w:r>
+          </w:p>
+        </w:tc>
+      </w:tr>
+      <w:tr>
+        <w:tc>
+          <w:tcPr>
+            <w:tcW w:type="dxa" w:w="2000"/>
+            <w:tcBorders>
+              <w:top w:val="single" w:color="D1D5DB" w:sz="1"/>
+              <w:left w:val="single" w:color="D1D5DB" w:sz="1"/>
+              <w:bottom w:val="single" w:color="D1D5DB" w:sz="1"/>
+              <w:right w:val="single" w:color="D1D5DB" w:sz="1"/>
+            </w:tcBorders>
+            <w:vAlign w:val="center"/>
+          </w:tcPr>
+          <w:p>
+            <w:pPr>
+              <w:spacing w:after="20"/>
+            </w:pPr>
+            <w:r>
+              <w:rPr>
+                <w:rFonts w:ascii="Microsoft YaHei" w:cs="Microsoft YaHei" w:eastAsia="Microsoft YaHei" w:hAnsi="Microsoft YaHei"/>
+                <w:color w:val="1F2937"/>
+                <w:sz w:val="20"/>
+                <w:szCs w:val="20"/>
+              </w:rPr>
+              <w:t xml:space="preserve">kb_describe</w:t>
+            </w:r>
+          </w:p>
+        </w:tc>
+        <w:tc>
+          <w:tcPr>
+            <w:tcW w:type="dxa" w:w="3600"/>
+            <w:tcBorders>
+              <w:top w:val="single" w:color="D1D5DB" w:sz="1"/>
+              <w:left w:val="single" w:color="D1D5DB" w:sz="1"/>
+              <w:bottom w:val="single" w:color="D1D5DB" w:sz="1"/>
+              <w:right w:val="single" w:color="D1D5DB" w:sz="1"/>
+            </w:tcBorders>
+            <w:vAlign w:val="center"/>
+          </w:tcPr>
+          <w:p>
+            <w:pPr>
+              <w:spacing w:after="20"/>
+            </w:pPr>
+            <w:r>
+              <w:rPr>
+                <w:rFonts w:ascii="Microsoft YaHei" w:cs="Microsoft YaHei" w:eastAsia="Microsoft YaHei" w:hAnsi="Microsoft YaHei"/>
+                <w:color w:val="1F2937"/>
+                <w:sz w:val="20"/>
+                <w:szCs w:val="20"/>
+              </w:rPr>
+              <w:t xml:space="preserve">服务能力自描述</w:t>
+            </w:r>
+          </w:p>
+        </w:tc>
+        <w:tc>
+          <w:tcPr>
+            <w:tcW w:type="dxa" w:w="3760"/>
+            <w:tcBorders>
+              <w:top w:val="single" w:color="D1D5DB" w:sz="1"/>
+              <w:left w:val="single" w:color="D1D5DB" w:sz="1"/>
+              <w:bottom w:val="single" w:color="D1D5DB" w:sz="1"/>
+              <w:right w:val="single" w:color="D1D5DB" w:sz="1"/>
+            </w:tcBorders>
+            <w:vAlign w:val="center"/>
+          </w:tcPr>
+          <w:p>
+            <w:pPr>
+              <w:spacing w:after="20"/>
+            </w:pPr>
+            <w:r>
+              <w:rPr>
+                <w:rFonts w:ascii="Microsoft YaHei" w:cs="Microsoft YaHei" w:eastAsia="Microsoft YaHei" w:hAnsi="Microsoft YaHei"/>
+                <w:color w:val="1F2937"/>
+                <w:sz w:val="20"/>
+                <w:szCs w:val="20"/>
+              </w:rPr>
+              <w:t xml:space="preserve">第一次接入时了解能力</w:t>
+            </w:r>
+          </w:p>
+        </w:tc>
+      </w:tr>
+      <w:tr>
+        <w:tc>
+          <w:tcPr>
+            <w:tcW w:type="dxa" w:w="2000"/>
+            <w:tcBorders>
+              <w:top w:val="single" w:color="D1D5DB" w:sz="1"/>
+              <w:left w:val="single" w:color="D1D5DB" w:sz="1"/>
+              <w:bottom w:val="single" w:color="D1D5DB" w:sz="1"/>
+              <w:right w:val="single" w:color="D1D5DB" w:sz="1"/>
+            </w:tcBorders>
+            <w:vAlign w:val="center"/>
+          </w:tcPr>
+          <w:p>
+            <w:pPr>
+              <w:spacing w:after="20"/>
+            </w:pPr>
+            <w:r>
+              <w:rPr>
+                <w:rFonts w:ascii="Microsoft YaHei" w:cs="Microsoft YaHei" w:eastAsia="Microsoft YaHei" w:hAnsi="Microsoft YaHei"/>
+                <w:color w:val="1F2937"/>
+                <w:sz w:val="20"/>
+                <w:szCs w:val="20"/>
+              </w:rPr>
+              <w:t xml:space="preserve">kb_search</w:t>
+            </w:r>
+          </w:p>
+        </w:tc>
+        <w:tc>
+          <w:tcPr>
+            <w:tcW w:type="dxa" w:w="3600"/>
+            <w:tcBorders>
+              <w:top w:val="single" w:color="D1D5DB" w:sz="1"/>
+              <w:left w:val="single" w:color="D1D5DB" w:sz="1"/>
+              <w:bottom w:val="single" w:color="D1D5DB" w:sz="1"/>
+              <w:right w:val="single" w:color="D1D5DB" w:sz="1"/>
+            </w:tcBorders>
+            <w:vAlign w:val="center"/>
+          </w:tcPr>
+          <w:p>
+            <w:pPr>
+              <w:spacing w:after="20"/>
+            </w:pPr>
+            <w:r>
+              <w:rPr>
+                <w:rFonts w:ascii="Microsoft YaHei" w:cs="Microsoft YaHei" w:eastAsia="Microsoft YaHei" w:hAnsi="Microsoft YaHei"/>
+                <w:color w:val="1F2937"/>
+                <w:sz w:val="20"/>
+                <w:szCs w:val="20"/>
+              </w:rPr>
+              <w:t xml:space="preserve">关键词检索，返回片段</w:t>
+            </w:r>
+          </w:p>
+        </w:tc>
+        <w:tc>
+          <w:tcPr>
+            <w:tcW w:type="dxa" w:w="3760"/>
+            <w:tcBorders>
+              <w:top w:val="single" w:color="D1D5DB" w:sz="1"/>
+              <w:left w:val="single" w:color="D1D5DB" w:sz="1"/>
+              <w:bottom w:val="single" w:color="D1D5DB" w:sz="1"/>
+              <w:right w:val="single" w:color="D1D5DB" w:sz="1"/>
+            </w:tcBorders>
+            <w:vAlign w:val="center"/>
+          </w:tcPr>
+          <w:p>
+            <w:pPr>
+              <w:spacing w:after="20"/>
+            </w:pPr>
+            <w:r>
+              <w:rPr>
+                <w:rFonts w:ascii="Microsoft YaHei" w:cs="Microsoft YaHei" w:eastAsia="Microsoft YaHei" w:hAnsi="Microsoft YaHei"/>
+                <w:color w:val="1F2937"/>
+                <w:sz w:val="20"/>
+                <w:szCs w:val="20"/>
+              </w:rPr>
+              <w:t xml:space="preserve">快速看知识库里有没有相关内容</w:t>
+            </w:r>
+          </w:p>
+        </w:tc>
+      </w:tr>
+      <w:tr>
+        <w:tc>
+          <w:tcPr>
+            <w:tcW w:type="dxa" w:w="2000"/>
+            <w:tcBorders>
+              <w:top w:val="single" w:color="D1D5DB" w:sz="1"/>
+              <w:left w:val="single" w:color="D1D5DB" w:sz="1"/>
+              <w:bottom w:val="single" w:color="D1D5DB" w:sz="1"/>
+              <w:right w:val="single" w:color="D1D5DB" w:sz="1"/>
+            </w:tcBorders>
+            <w:vAlign w:val="center"/>
+          </w:tcPr>
+          <w:p>
+            <w:pPr>
+              <w:spacing w:after="20"/>
+            </w:pPr>
+            <w:r>
+              <w:rPr>
+                <w:rFonts w:ascii="Microsoft YaHei" w:cs="Microsoft YaHei" w:eastAsia="Microsoft YaHei" w:hAnsi="Microsoft YaHei"/>
+                <w:color w:val="1F2937"/>
+                <w:sz w:val="20"/>
+                <w:szCs w:val="20"/>
+              </w:rPr>
+              <w:t xml:space="preserve">kb_resolve</w:t>
+            </w:r>
+          </w:p>
+        </w:tc>
+        <w:tc>
+          <w:tcPr>
+            <w:tcW w:type="dxa" w:w="3600"/>
+            <w:tcBorders>
+              <w:top w:val="single" w:color="D1D5DB" w:sz="1"/>
+              <w:left w:val="single" w:color="D1D5DB" w:sz="1"/>
+              <w:bottom w:val="single" w:color="D1D5DB" w:sz="1"/>
+              <w:right w:val="single" w:color="D1D5DB" w:sz="1"/>
+            </w:tcBorders>
+            <w:vAlign w:val="center"/>
+          </w:tcPr>
+          <w:p>
+            <w:pPr>
+              <w:spacing w:after="20"/>
+            </w:pPr>
+            <w:r>
+              <w:rPr>
+                <w:rFonts w:ascii="Microsoft YaHei" w:cs="Microsoft YaHei" w:eastAsia="Microsoft YaHei" w:hAnsi="Microsoft YaHei"/>
+                <w:color w:val="1F2937"/>
+                <w:sz w:val="20"/>
+                <w:szCs w:val="20"/>
+              </w:rPr>
+              <w:t xml:space="preserve">路由决策 + 候选主题文件清单</w:t>
+            </w:r>
+          </w:p>
+        </w:tc>
+        <w:tc>
+          <w:tcPr>
+            <w:tcW w:type="dxa" w:w="3760"/>
+            <w:tcBorders>
+              <w:top w:val="single" w:color="D1D5DB" w:sz="1"/>
+              <w:left w:val="single" w:color="D1D5DB" w:sz="1"/>
+              <w:bottom w:val="single" w:color="D1D5DB" w:sz="1"/>
+              <w:right w:val="single" w:color="D1D5DB" w:sz="1"/>
+            </w:tcBorders>
+            <w:vAlign w:val="center"/>
+          </w:tcPr>
+          <w:p>
+            <w:pPr>
+              <w:spacing w:after="20"/>
+            </w:pPr>
+            <w:r>
+              <w:rPr>
+                <w:rFonts w:ascii="Microsoft YaHei" w:cs="Microsoft YaHei" w:eastAsia="Microsoft YaHei" w:hAnsi="Microsoft YaHei"/>
+                <w:color w:val="1F2937"/>
+                <w:sz w:val="20"/>
+                <w:szCs w:val="20"/>
+              </w:rPr>
+              <w:t xml:space="preserve">不知道属于哪个项目时</w:t>
+            </w:r>
+          </w:p>
+        </w:tc>
+      </w:tr>
+      <w:tr>
+        <w:tc>
+          <w:tcPr>
+            <w:tcW w:type="dxa" w:w="2000"/>
+            <w:tcBorders>
+              <w:top w:val="single" w:color="D1D5DB" w:sz="1"/>
+              <w:left w:val="single" w:color="D1D5DB" w:sz="1"/>
+              <w:bottom w:val="single" w:color="D1D5DB" w:sz="1"/>
+              <w:right w:val="single" w:color="D1D5DB" w:sz="1"/>
+            </w:tcBorders>
+            <w:vAlign w:val="center"/>
+          </w:tcPr>
+          <w:p>
+            <w:pPr>
+              <w:spacing w:after="20"/>
+            </w:pPr>
+            <w:r>
+              <w:rPr>
+                <w:rFonts w:ascii="Microsoft YaHei" w:cs="Microsoft YaHei" w:eastAsia="Microsoft YaHei" w:hAnsi="Microsoft YaHei"/>
+                <w:color w:val="1F2937"/>
+                <w:sz w:val="20"/>
+                <w:szCs w:val="20"/>
+              </w:rPr>
+              <w:t xml:space="preserve">kb_pack</w:t>
+            </w:r>
+          </w:p>
+        </w:tc>
+        <w:tc>
+          <w:tcPr>
+            <w:tcW w:type="dxa" w:w="3600"/>
+            <w:tcBorders>
+              <w:top w:val="single" w:color="D1D5DB" w:sz="1"/>
+              <w:left w:val="single" w:color="D1D5DB" w:sz="1"/>
+              <w:bottom w:val="single" w:color="D1D5DB" w:sz="1"/>
+              <w:right w:val="single" w:color="D1D5DB" w:sz="1"/>
+            </w:tcBorders>
+            <w:vAlign w:val="center"/>
+          </w:tcPr>
+          <w:p>
+            <w:pPr>
+              <w:spacing w:after="20"/>
+            </w:pPr>
+            <w:r>
+              <w:rPr>
+                <w:rFonts w:ascii="Microsoft YaHei" w:cs="Microsoft YaHei" w:eastAsia="Microsoft YaHei" w:hAnsi="Microsoft YaHei"/>
+                <w:color w:val="1F2937"/>
+                <w:sz w:val="20"/>
+                <w:szCs w:val="20"/>
+              </w:rPr>
+              <w:t xml:space="preserve">写作前首选：组装模板+wiki+PRD全文</w:t>
+            </w:r>
+          </w:p>
+        </w:tc>
+        <w:tc>
+          <w:tcPr>
+            <w:tcW w:type="dxa" w:w="3760"/>
+            <w:tcBorders>
+              <w:top w:val="single" w:color="D1D5DB" w:sz="1"/>
+              <w:left w:val="single" w:color="D1D5DB" w:sz="1"/>
+              <w:bottom w:val="single" w:color="D1D5DB" w:sz="1"/>
+              <w:right w:val="single" w:color="D1D5DB" w:sz="1"/>
+            </w:tcBorders>
+            <w:vAlign w:val="center"/>
+          </w:tcPr>
+          <w:p>
+            <w:pPr>
+              <w:spacing w:after="20"/>
+            </w:pPr>
+            <w:r>
+              <w:rPr>
+                <w:rFonts w:ascii="Microsoft YaHei" w:cs="Microsoft YaHei" w:eastAsia="Microsoft YaHei" w:hAnsi="Microsoft YaHei"/>
+                <w:color w:val="1F2937"/>
+                <w:sz w:val="20"/>
+                <w:szCs w:val="20"/>
+              </w:rPr>
+              <w:t xml:space="preserve">写 PRD / 改代码前，一次性拿全量上下文</w:t>
+            </w:r>
+          </w:p>
+        </w:tc>
+      </w:tr>
+      <w:tr>
+        <w:tc>
+          <w:tcPr>
+            <w:tcW w:type="dxa" w:w="2000"/>
+            <w:tcBorders>
+              <w:top w:val="single" w:color="D1D5DB" w:sz="1"/>
+              <w:left w:val="single" w:color="D1D5DB" w:sz="1"/>
+              <w:bottom w:val="single" w:color="D1D5DB" w:sz="1"/>
+              <w:right w:val="single" w:color="D1D5DB" w:sz="1"/>
+            </w:tcBorders>
+            <w:vAlign w:val="center"/>
+          </w:tcPr>
+          <w:p>
+            <w:pPr>
+              <w:spacing w:after="20"/>
+            </w:pPr>
+            <w:r>
+              <w:rPr>
+                <w:rFonts w:ascii="Microsoft YaHei" w:cs="Microsoft YaHei" w:eastAsia="Microsoft YaHei" w:hAnsi="Microsoft YaHei"/>
+                <w:color w:val="1F2937"/>
+                <w:sz w:val="20"/>
+                <w:szCs w:val="20"/>
+              </w:rPr>
+              <w:t xml:space="preserve">kb_get_artifact</w:t>
+            </w:r>
+          </w:p>
+        </w:tc>
+        <w:tc>
+          <w:tcPr>
+            <w:tcW w:type="dxa" w:w="3600"/>
+            <w:tcBorders>
+              <w:top w:val="single" w:color="D1D5DB" w:sz="1"/>
+              <w:left w:val="single" w:color="D1D5DB" w:sz="1"/>
+              <w:bottom w:val="single" w:color="D1D5DB" w:sz="1"/>
+              <w:right w:val="single" w:color="D1D5DB" w:sz="1"/>
+            </w:tcBorders>
+            <w:vAlign w:val="center"/>
+          </w:tcPr>
+          <w:p>
+            <w:pPr>
+              <w:spacing w:after="20"/>
+            </w:pPr>
+            <w:r>
+              <w:rPr>
+                <w:rFonts w:ascii="Microsoft YaHei" w:cs="Microsoft YaHei" w:eastAsia="Microsoft YaHei" w:hAnsi="Microsoft YaHei"/>
+                <w:color w:val="1F2937"/>
+                <w:sz w:val="20"/>
+                <w:szCs w:val="20"/>
+              </w:rPr>
+              <w:t xml:space="preserve">读单篇完整原文</w:t>
+            </w:r>
+          </w:p>
+        </w:tc>
+        <w:tc>
+          <w:tcPr>
+            <w:tcW w:type="dxa" w:w="3760"/>
+            <w:tcBorders>
+              <w:top w:val="single" w:color="D1D5DB" w:sz="1"/>
+              <w:left w:val="single" w:color="D1D5DB" w:sz="1"/>
+              <w:bottom w:val="single" w:color="D1D5DB" w:sz="1"/>
+              <w:right w:val="single" w:color="D1D5DB" w:sz="1"/>
+            </w:tcBorders>
+            <w:vAlign w:val="center"/>
+          </w:tcPr>
+          <w:p>
+            <w:pPr>
+              <w:spacing w:after="20"/>
+            </w:pPr>
+            <w:r>
+              <w:rPr>
+                <w:rFonts w:ascii="Microsoft YaHei" w:cs="Microsoft YaHei" w:eastAsia="Microsoft YaHei" w:hAnsi="Microsoft YaHei"/>
+                <w:color w:val="1F2937"/>
+                <w:sz w:val="20"/>
+                <w:szCs w:val="20"/>
+              </w:rPr>
+              <w:t xml:space="preserve">需要某篇文档全文时</w:t>
+            </w:r>
+          </w:p>
+        </w:tc>
+      </w:tr>
+      <w:tr>
+        <w:tc>
+          <w:tcPr>
+            <w:tcW w:type="dxa" w:w="2000"/>
+            <w:tcBorders>
+              <w:top w:val="single" w:color="D1D5DB" w:sz="1"/>
+              <w:left w:val="single" w:color="D1D5DB" w:sz="1"/>
+              <w:bottom w:val="single" w:color="D1D5DB" w:sz="1"/>
+              <w:right w:val="single" w:color="D1D5DB" w:sz="1"/>
+            </w:tcBorders>
+            <w:vAlign w:val="center"/>
+          </w:tcPr>
+          <w:p>
+            <w:pPr>
+              <w:spacing w:after="20"/>
+            </w:pPr>
+            <w:r>
+              <w:rPr>
+                <w:rFonts w:ascii="Microsoft YaHei" w:cs="Microsoft YaHei" w:eastAsia="Microsoft YaHei" w:hAnsi="Microsoft YaHei"/>
+                <w:color w:val="1F2937"/>
+                <w:sz w:val="20"/>
+                <w:szCs w:val="20"/>
+              </w:rPr>
+              <w:t xml:space="preserve">kb_get_artifacts</w:t>
+            </w:r>
+          </w:p>
+        </w:tc>
+        <w:tc>
+          <w:tcPr>
+            <w:tcW w:type="dxa" w:w="3600"/>
+            <w:tcBorders>
+              <w:top w:val="single" w:color="D1D5DB" w:sz="1"/>
+              <w:left w:val="single" w:color="D1D5DB" w:sz="1"/>
+              <w:bottom w:val="single" w:color="D1D5DB" w:sz="1"/>
+              <w:right w:val="single" w:color="D1D5DB" w:sz="1"/>
+            </w:tcBorders>
+            <w:vAlign w:val="center"/>
+          </w:tcPr>
+          <w:p>
+            <w:pPr>
+              <w:spacing w:after="20"/>
+            </w:pPr>
+            <w:r>
+              <w:rPr>
+                <w:rFonts w:ascii="Microsoft YaHei" w:cs="Microsoft YaHei" w:eastAsia="Microsoft YaHei" w:hAnsi="Microsoft YaHei"/>
+                <w:color w:val="1F2937"/>
+                <w:sz w:val="20"/>
+                <w:szCs w:val="20"/>
+              </w:rPr>
+              <w:t xml:space="preserve">批量读多篇原文</w:t>
+            </w:r>
+          </w:p>
+        </w:tc>
+        <w:tc>
+          <w:tcPr>
+            <w:tcW w:type="dxa" w:w="3760"/>
+            <w:tcBorders>
+              <w:top w:val="single" w:color="D1D5DB" w:sz="1"/>
+              <w:left w:val="single" w:color="D1D5DB" w:sz="1"/>
+              <w:bottom w:val="single" w:color="D1D5DB" w:sz="1"/>
+              <w:right w:val="single" w:color="D1D5DB" w:sz="1"/>
+            </w:tcBorders>
+            <w:vAlign w:val="center"/>
+          </w:tcPr>
+          <w:p>
+            <w:pPr>
+              <w:spacing w:after="20"/>
+            </w:pPr>
+            <w:r>
+              <w:rPr>
+                <w:rFonts w:ascii="Microsoft YaHei" w:cs="Microsoft YaHei" w:eastAsia="Microsoft YaHei" w:hAnsi="Microsoft YaHei"/>
+                <w:color w:val="1F2937"/>
+                <w:sz w:val="20"/>
+                <w:szCs w:val="20"/>
+              </w:rPr>
+              <w:t xml:space="preserve">需要多篇文章时</w:t>
+            </w:r>
+          </w:p>
+        </w:tc>
+      </w:tr>
+    </w:tbl>
+    <w:p>
+      <w:pPr>
+        <w:spacing w:after="80"/>
+      </w:pPr>
+      <w:r>
+        <w:t xml:space="preserve"/>
+      </w:r>
+    </w:p>
+    <w:p>
+      <w:pPr>
+        <w:pStyle w:val="Heading3"/>
+        <w:spacing w:after="120" w:before="200"/>
+      </w:pPr>
+      <w:r>
+        <w:rPr>
+          <w:rFonts w:ascii="Microsoft YaHei" w:cs="Microsoft YaHei" w:eastAsia="Microsoft YaHei" w:hAnsi="Microsoft YaHei"/>
+          <w:b/>
+          <w:bCs/>
+          <w:color w:val="1F2937"/>
+          <w:sz w:val="23"/>
+          <w:szCs w:val="23"/>
+        </w:rPr>
+        <w:t xml:space="preserve">强制工作流：写 PRD / 改代码前必走</w:t>
+      </w:r>
+    </w:p>
+    <w:p>
+      <w:pPr>
+        <w:spacing w:after="100" w:before="0"/>
+        <w:jc w:val="left"/>
+      </w:pPr>
+      <w:r>
+        <w:rPr>
+          <w:rFonts w:ascii="Microsoft YaHei" w:cs="Microsoft YaHei" w:eastAsia="Microsoft YaHei" w:hAnsi="Microsoft YaHei"/>
+          <w:color w:val="1F2937"/>
+          <w:sz w:val="22"/>
+          <w:szCs w:val="22"/>
+        </w:rPr>
+        <w:t xml:space="preserve">这是 KaaS 服务端明确要求的流程，违反是已知反模式：</w:t>
+      </w:r>
+    </w:p>
+    <w:p>
+      <w:pPr>
+        <w:pStyle w:val="ListParagraph"/>
+        <w:numPr>
+          <w:ilvl w:val="0"/>
+          <w:numId w:val="4"/>
+        </w:numPr>
+        <w:spacing w:after="60"/>
+      </w:pPr>
+      <w:r>
+        <w:rPr>
+          <w:rFonts w:ascii="Microsoft YaHei" w:cs="Microsoft YaHei" w:eastAsia="Microsoft YaHei" w:hAnsi="Microsoft YaHei"/>
+          <w:color w:val="1F2937"/>
+          <w:sz w:val="22"/>
+          <w:szCs w:val="22"/>
+        </w:rPr>
+        <w:t xml:space="preserve">kb_search(query="需求关键词") → 看命中哪个项目（topic）</w:t>
+      </w:r>
+    </w:p>
+    <w:p>
+      <w:pPr>
+        <w:pStyle w:val="ListParagraph"/>
+        <w:numPr>
+          <w:ilvl w:val="0"/>
+          <w:numId w:val="4"/>
+        </w:numPr>
+        <w:spacing w:after="60"/>
+      </w:pPr>
+      <w:r>
+        <w:rPr>
+          <w:rFonts w:ascii="Microsoft YaHei" w:cs="Microsoft YaHei" w:eastAsia="Microsoft YaHei" w:hAnsi="Microsoft YaHei"/>
+          <w:color w:val="1F2937"/>
+          <w:sz w:val="22"/>
+          <w:szCs w:val="22"/>
+        </w:rPr>
+        <w:t xml:space="preserve">kb_pack(topic, role, intent, query) → 一次性拿到模板 + 角色 wiki + 历史全文</w:t>
+      </w:r>
+    </w:p>
+    <w:p>
+      <w:pPr>
+        <w:pStyle w:val="ListParagraph"/>
+        <w:numPr>
+          <w:ilvl w:val="0"/>
+          <w:numId w:val="4"/>
+        </w:numPr>
+        <w:spacing w:after="60"/>
+      </w:pPr>
+      <w:r>
+        <w:rPr>
+          <w:rFonts w:ascii="Microsoft YaHei" w:cs="Microsoft YaHei" w:eastAsia="Microsoft YaHei" w:hAnsi="Microsoft YaHei"/>
+          <w:color w:val="1F2937"/>
+          <w:sz w:val="22"/>
+          <w:szCs w:val="22"/>
+        </w:rPr>
+        <w:t xml:space="preserve">基于 pack 返回的 template 章节顺序起草</w:t>
+      </w:r>
+    </w:p>
+    <w:p>
+      <w:pPr>
+        <w:pStyle w:val="ListParagraph"/>
+        <w:numPr>
+          <w:ilvl w:val="0"/>
+          <w:numId w:val="4"/>
+        </w:numPr>
+        <w:spacing w:after="120"/>
+      </w:pPr>
+      <w:r>
+        <w:rPr>
+          <w:rFonts w:ascii="Microsoft YaHei" w:cs="Microsoft YaHei" w:eastAsia="Microsoft YaHei" w:hAnsi="Microsoft YaHei"/>
+          <w:color w:val="1F2937"/>
+          <w:sz w:val="22"/>
+          <w:szCs w:val="22"/>
+        </w:rPr>
+        <w:t xml:space="preserve">有缺口 → kb_get_artifacts(paths=[...]) 补齐</w:t>
+      </w:r>
+    </w:p>
+    <w:p>
+      <w:pPr>
+        <w:shd w:fill="F3F4F6" w:val="clear"/>
+        <w:spacing w:after="100" w:before="100"/>
+        <w:ind w:left="360"/>
+      </w:pPr>
+      <w:r>
+        <w:rPr>
+          <w:rFonts w:ascii="Microsoft YaHei" w:cs="Microsoft YaHei" w:eastAsia="Microsoft YaHei" w:hAnsi="Microsoft YaHei"/>
+          <w:i/>
+          <w:iCs/>
+          <w:color w:val="6B7280"/>
+          <w:sz w:val="22"/>
+          <w:szCs w:val="22"/>
+        </w:rPr>
+        <w:t xml:space="preserve">铁律：写 PRD 前必须先 kb_pack 拿全量，不能只用 kb_search 片段就动笔——片段会漏掉入口枚举、用户心智、历史决策。</w:t>
+      </w:r>
+    </w:p>
+    <w:p>
+      <w:pPr>
+        <w:pStyle w:val="Heading3"/>
+        <w:spacing w:after="120" w:before="200"/>
+      </w:pPr>
+      <w:r>
+        <w:rPr>
+          <w:rFonts w:ascii="Microsoft YaHei" w:cs="Microsoft YaHei" w:eastAsia="Microsoft YaHei" w:hAnsi="Microsoft YaHei"/>
+          <w:b/>
+          <w:bCs/>
+          <w:color w:val="1F2937"/>
+          <w:sz w:val="23"/>
+          <w:szCs w:val="23"/>
+        </w:rPr>
+        <w:t xml:space="preserve">如何接入 MCP</w:t>
+      </w:r>
+    </w:p>
+    <w:p>
+      <w:pPr>
+        <w:spacing w:after="100" w:before="0"/>
+        <w:jc w:val="left"/>
+      </w:pPr>
+      <w:r>
+        <w:rPr>
+          <w:rFonts w:ascii="Microsoft YaHei" w:cs="Microsoft YaHei" w:eastAsia="Microsoft YaHei" w:hAnsi="Microsoft YaHei"/>
+          <w:color w:val="1F2937"/>
+          <w:sz w:val="22"/>
+          <w:szCs w:val="22"/>
+        </w:rPr>
+        <w:t xml:space="preserve">在项目的 .mcp.json 中加入（本项目已配置）：</w:t>
+      </w:r>
+    </w:p>
+    <w:p>
+      <w:pPr>
+        <w:shd w:fill="F3F4F6" w:val="clear"/>
+        <w:spacing w:after="100" w:before="100"/>
+        <w:ind w:left="360"/>
+      </w:pPr>
+      <w:r>
+        <w:rPr>
+          <w:rFonts w:ascii="Microsoft YaHei" w:cs="Microsoft YaHei" w:eastAsia="Microsoft YaHei" w:hAnsi="Microsoft YaHei"/>
+          <w:i/>
+          <w:iCs/>
+          <w:color w:val="6B7280"/>
+          <w:sz w:val="22"/>
+          <w:szCs w:val="22"/>
+        </w:rPr>
+        <w:t xml:space="preserve">"kaas-knowledge": {
+  "type": "http",
+  "url": "https://ai-analysis-api.jd.com/mcp/"
+}</w:t>
+      </w:r>
+    </w:p>
+    <w:p>
+      <w:pPr>
+        <w:spacing w:after="160" w:before="0"/>
+        <w:jc w:val="left"/>
+      </w:pPr>
+      <w:r>
+        <w:rPr>
+          <w:rFonts w:ascii="Microsoft YaHei" w:cs="Microsoft YaHei" w:eastAsia="Microsoft YaHei" w:hAnsi="Microsoft YaHei"/>
+          <w:color w:val="1F2937"/>
+          <w:sz w:val="22"/>
+          <w:szCs w:val="22"/>
+        </w:rPr>
+        <w:t xml:space="preserve">配置后重启 AI 会话即可。仅京东内网可用。</w:t>
+      </w:r>
+    </w:p>
+    <w:p>
+      <w:pPr>
+        <w:pStyle w:val="Heading2"/>
+        <w:spacing w:after="160" w:before="280"/>
+      </w:pPr>
+      <w:r>
+        <w:rPr>
+          <w:rFonts w:ascii="Microsoft YaHei" w:cs="Microsoft YaHei" w:eastAsia="Microsoft YaHei" w:hAnsi="Microsoft YaHei"/>
+          <w:b/>
+          <w:bCs/>
+          <w:color w:val="1F2937"/>
+          <w:sz w:val="26"/>
+          <w:szCs w:val="26"/>
+        </w:rPr>
+        <w:t xml:space="preserve">常见问题速查</w:t>
+      </w:r>
+    </w:p>
+    <w:tbl>
+      <w:tblPr>
+        <w:tblW w:type="auto" w:w="100"/>
+        <w:tblBorders>
+          <w:top w:val="single" w:color="auto" w:sz="4"/>
+          <w:left w:val="single" w:color="auto" w:sz="4"/>
+          <w:bottom w:val="single" w:color="auto" w:sz="4"/>
+          <w:right w:val="single" w:color="auto" w:sz="4"/>
+          <w:insideH w:val="single" w:color="auto" w:sz="4"/>
+          <w:insideV w:val="single" w:color="auto" w:sz="4"/>
+        </w:tblBorders>
+        <w:tblCellMar>
+          <w:top w:type="dxa" w:w="80"/>
+          <w:left w:type="dxa" w:w="120"/>
+          <w:bottom w:type="dxa" w:w="80"/>
+          <w:right w:type="dxa" w:w="120"/>
+        </w:tblCellMar>
+      </w:tblPr>
+      <w:tblGrid>
+        <w:gridCol w:w="3200"/>
+        <w:gridCol w:w="6160"/>
+      </w:tblGrid>
+      <w:tr>
+        <w:trPr>
+          <w:tblHeader/>
+        </w:trPr>
+        <w:tc>
+          <w:tcPr>
+            <w:tcW w:type="dxa" w:w="3200"/>
+            <w:tcBorders>
+              <w:top w:val="single" w:color="D1D5DB" w:sz="1"/>
+              <w:left w:val="single" w:color="D1D5DB" w:sz="1"/>
+              <w:bottom w:val="single" w:color="D1D5DB" w:sz="1"/>
+              <w:right w:val="single" w:color="D1D5DB" w:sz="1"/>
+            </w:tcBorders>
+            <w:shd w:fill="DBEAFE" w:val="clear"/>
+            <w:vAlign w:val="center"/>
+          </w:tcPr>
+          <w:p>
+            <w:pPr>
+              <w:jc w:val="center"/>
+            </w:pPr>
+            <w:r>
+              <w:rPr>
+                <w:rFonts w:ascii="Microsoft YaHei" w:cs="Microsoft YaHei" w:eastAsia="Microsoft YaHei" w:hAnsi="Microsoft YaHei"/>
+                <w:b/>
+                <w:bCs/>
+                <w:color w:val="1F2937"/>
+                <w:sz w:val="20"/>
+                <w:szCs w:val="20"/>
+              </w:rPr>
+              <w:t xml:space="preserve">问题</w:t>
+            </w:r>
+          </w:p>
+        </w:tc>
+        <w:tc>
+          <w:tcPr>
+            <w:tcW w:type="dxa" w:w="6160"/>
+            <w:tcBorders>
+              <w:top w:val="single" w:color="D1D5DB" w:sz="1"/>
+              <w:left w:val="single" w:color="D1D5DB" w:sz="1"/>
+              <w:bottom w:val="single" w:color="D1D5DB" w:sz="1"/>
+              <w:right w:val="single" w:color="D1D5DB" w:sz="1"/>
+            </w:tcBorders>
+            <w:shd w:fill="DBEAFE" w:val="clear"/>
+            <w:vAlign w:val="center"/>
+          </w:tcPr>
+          <w:p>
+            <w:pPr>
+              <w:jc w:val="center"/>
+            </w:pPr>
+            <w:r>
+              <w:rPr>
+                <w:rFonts w:ascii="Microsoft YaHei" w:cs="Microsoft YaHei" w:eastAsia="Microsoft YaHei" w:hAnsi="Microsoft YaHei"/>
+                <w:b/>
+                <w:bCs/>
+                <w:color w:val="1F2937"/>
+                <w:sz w:val="20"/>
+                <w:szCs w:val="20"/>
+              </w:rPr>
+              <w:t xml:space="preserve">解决</w:t>
+            </w:r>
+          </w:p>
+        </w:tc>
+      </w:tr>
+      <w:tr>
+        <w:tc>
+          <w:tcPr>
+            <w:tcW w:type="dxa" w:w="3200"/>
+            <w:tcBorders>
+              <w:top w:val="single" w:color="D1D5DB" w:sz="1"/>
+              <w:left w:val="single" w:color="D1D5DB" w:sz="1"/>
+              <w:bottom w:val="single" w:color="D1D5DB" w:sz="1"/>
+              <w:right w:val="single" w:color="D1D5DB" w:sz="1"/>
+            </w:tcBorders>
+            <w:vAlign w:val="center"/>
+          </w:tcPr>
+          <w:p>
+            <w:pPr>
+              <w:spacing w:after="20"/>
+            </w:pPr>
+            <w:r>
+              <w:rPr>
+                <w:rFonts w:ascii="Microsoft YaHei" w:cs="Microsoft YaHei" w:eastAsia="Microsoft YaHei" w:hAnsi="Microsoft YaHei"/>
+                <w:color w:val="1F2937"/>
+                <w:sz w:val="20"/>
+                <w:szCs w:val="20"/>
+              </w:rPr>
+              <w:t xml:space="preserve">MCP 连接失败（307重定向）</w:t>
+            </w:r>
+          </w:p>
+        </w:tc>
+        <w:tc>
+          <w:tcPr>
+            <w:tcW w:type="dxa" w:w="6160"/>
+            <w:tcBorders>
+              <w:top w:val="single" w:color="D1D5DB" w:sz="1"/>
+              <w:left w:val="single" w:color="D1D5DB" w:sz="1"/>
+              <w:bottom w:val="single" w:color="D1D5DB" w:sz="1"/>
+              <w:right w:val="single" w:color="D1D5DB" w:sz="1"/>
+            </w:tcBorders>
+            <w:vAlign w:val="center"/>
+          </w:tcPr>
+          <w:p>
+            <w:pPr>
+              <w:spacing w:after="20"/>
+            </w:pPr>
+            <w:r>
+              <w:rPr>
+                <w:rFonts w:ascii="Microsoft YaHei" w:cs="Microsoft YaHei" w:eastAsia="Microsoft YaHei" w:hAnsi="Microsoft YaHei"/>
+                <w:color w:val="1F2937"/>
+                <w:sz w:val="20"/>
+                <w:szCs w:val="20"/>
+              </w:rPr>
+              <w:t xml:space="preserve">URL 必须带尾斜杠 /mcp/</w:t>
+            </w:r>
+          </w:p>
+        </w:tc>
+      </w:tr>
+      <w:tr>
+        <w:tc>
+          <w:tcPr>
+            <w:tcW w:type="dxa" w:w="3200"/>
+            <w:tcBorders>
+              <w:top w:val="single" w:color="D1D5DB" w:sz="1"/>
+              <w:left w:val="single" w:color="D1D5DB" w:sz="1"/>
+              <w:bottom w:val="single" w:color="D1D5DB" w:sz="1"/>
+              <w:right w:val="single" w:color="D1D5DB" w:sz="1"/>
+            </w:tcBorders>
+            <w:vAlign w:val="center"/>
+          </w:tcPr>
+          <w:p>
+            <w:pPr>
+              <w:spacing w:after="20"/>
+            </w:pPr>
+            <w:r>
+              <w:rPr>
+                <w:rFonts w:ascii="Microsoft YaHei" w:cs="Microsoft YaHei" w:eastAsia="Microsoft YaHei" w:hAnsi="Microsoft YaHei"/>
+                <w:color w:val="1F2937"/>
+                <w:sz w:val="20"/>
+                <w:szCs w:val="20"/>
+              </w:rPr>
+              <w:t xml:space="preserve">外网访问不了</w:t>
+            </w:r>
+          </w:p>
+        </w:tc>
+        <w:tc>
+          <w:tcPr>
+            <w:tcW w:type="dxa" w:w="6160"/>
+            <w:tcBorders>
+              <w:top w:val="single" w:color="D1D5DB" w:sz="1"/>
+              <w:left w:val="single" w:color="D1D5DB" w:sz="1"/>
+              <w:bottom w:val="single" w:color="D1D5DB" w:sz="1"/>
+              <w:right w:val="single" w:color="D1D5DB" w:sz="1"/>
+            </w:tcBorders>
+            <w:vAlign w:val="center"/>
+          </w:tcPr>
+          <w:p>
+            <w:pPr>
+              <w:spacing w:after="20"/>
+            </w:pPr>
+            <w:r>
+              <w:rPr>
+                <w:rFonts w:ascii="Microsoft YaHei" w:cs="Microsoft YaHei" w:eastAsia="Microsoft YaHei" w:hAnsi="Microsoft YaHei"/>
+                <w:color w:val="1F2937"/>
+                <w:sz w:val="20"/>
+                <w:szCs w:val="20"/>
+              </w:rPr>
+              <w:t xml:space="preserve">内网服务，需接入内网或 VPN</w:t>
+            </w:r>
+          </w:p>
+        </w:tc>
+      </w:tr>
+      <w:tr>
+        <w:tc>
+          <w:tcPr>
+            <w:tcW w:type="dxa" w:w="3200"/>
+            <w:tcBorders>
+              <w:top w:val="single" w:color="D1D5DB" w:sz="1"/>
+              <w:left w:val="single" w:color="D1D5DB" w:sz="1"/>
+              <w:bottom w:val="single" w:color="D1D5DB" w:sz="1"/>
+              <w:right w:val="single" w:color="D1D5DB" w:sz="1"/>
+            </w:tcBorders>
+            <w:vAlign w:val="center"/>
+          </w:tcPr>
+          <w:p>
+            <w:pPr>
+              <w:spacing w:after="20"/>
+            </w:pPr>
+            <w:r>
+              <w:rPr>
+                <w:rFonts w:ascii="Microsoft YaHei" w:cs="Microsoft YaHei" w:eastAsia="Microsoft YaHei" w:hAnsi="Microsoft YaHei"/>
+                <w:color w:val="1F2937"/>
+                <w:sz w:val="20"/>
+                <w:szCs w:val="20"/>
+              </w:rPr>
+              <w:t xml:space="preserve">kb_search 召回不准</w:t>
+            </w:r>
+          </w:p>
+        </w:tc>
+        <w:tc>
+          <w:tcPr>
+            <w:tcW w:type="dxa" w:w="6160"/>
+            <w:tcBorders>
+              <w:top w:val="single" w:color="D1D5DB" w:sz="1"/>
+              <w:left w:val="single" w:color="D1D5DB" w:sz="1"/>
+              <w:bottom w:val="single" w:color="D1D5DB" w:sz="1"/>
+              <w:right w:val="single" w:color="D1D5DB" w:sz="1"/>
+            </w:tcBorders>
+            <w:vAlign w:val="center"/>
+          </w:tcPr>
+          <w:p>
+            <w:pPr>
+              <w:spacing w:after="20"/>
+            </w:pPr>
+            <w:r>
+              <w:rPr>
+                <w:rFonts w:ascii="Microsoft YaHei" w:cs="Microsoft YaHei" w:eastAsia="Microsoft YaHei" w:hAnsi="Microsoft YaHei"/>
+                <w:color w:val="1F2937"/>
+                <w:sz w:val="20"/>
+                <w:szCs w:val="20"/>
+              </w:rPr>
+              <w:t xml:space="preserve">检查项目的关键词和描述是否充分；二期 top_k 建议 10-20</w:t>
+            </w:r>
+          </w:p>
+        </w:tc>
+      </w:tr>
+      <w:tr>
+        <w:tc>
+          <w:tcPr>
+            <w:tcW w:type="dxa" w:w="3200"/>
+            <w:tcBorders>
+              <w:top w:val="single" w:color="D1D5DB" w:sz="1"/>
+              <w:left w:val="single" w:color="D1D5DB" w:sz="1"/>
+              <w:bottom w:val="single" w:color="D1D5DB" w:sz="1"/>
+              <w:right w:val="single" w:color="D1D5DB" w:sz="1"/>
+            </w:tcBorders>
+            <w:vAlign w:val="center"/>
+          </w:tcPr>
+          <w:p>
+            <w:pPr>
+              <w:spacing w:after="20"/>
+            </w:pPr>
+            <w:r>
+              <w:rPr>
+                <w:rFonts w:ascii="Microsoft YaHei" w:cs="Microsoft YaHei" w:eastAsia="Microsoft YaHei" w:hAnsi="Microsoft YaHei"/>
+                <w:color w:val="1F2937"/>
+                <w:sz w:val="20"/>
+                <w:szCs w:val="20"/>
+              </w:rPr>
+              <w:t xml:space="preserve">文档没被收录</w:t>
+            </w:r>
+          </w:p>
+        </w:tc>
+        <w:tc>
+          <w:tcPr>
+            <w:tcW w:type="dxa" w:w="6160"/>
+            <w:tcBorders>
+              <w:top w:val="single" w:color="D1D5DB" w:sz="1"/>
+              <w:left w:val="single" w:color="D1D5DB" w:sz="1"/>
+              <w:bottom w:val="single" w:color="D1D5DB" w:sz="1"/>
+              <w:right w:val="single" w:color="D1D5DB" w:sz="1"/>
+            </w:tcBorders>
+            <w:vAlign w:val="center"/>
+          </w:tcPr>
+          <w:p>
+            <w:pPr>
+              <w:spacing w:after="20"/>
+            </w:pPr>
+            <w:r>
+              <w:rPr>
+                <w:rFonts w:ascii="Microsoft YaHei" w:cs="Microsoft YaHei" w:eastAsia="Microsoft YaHei" w:hAnsi="Microsoft YaHei"/>
+                <w:color w:val="1F2937"/>
+                <w:sz w:val="20"/>
+                <w:szCs w:val="20"/>
+              </w:rPr>
+              <w:t xml:space="preserve">检查 Git 仓库目录是否有文件；管理台点「同步」触发 git pull</w:t>
+            </w:r>
+          </w:p>
+        </w:tc>
+      </w:tr>
+      <w:tr>
+        <w:tc>
+          <w:tcPr>
+            <w:tcW w:type="dxa" w:w="3200"/>
+            <w:tcBorders>
+              <w:top w:val="single" w:color="D1D5DB" w:sz="1"/>
+              <w:left w:val="single" w:color="D1D5DB" w:sz="1"/>
+              <w:bottom w:val="single" w:color="D1D5DB" w:sz="1"/>
+              <w:right w:val="single" w:color="D1D5DB" w:sz="1"/>
+            </w:tcBorders>
+            <w:vAlign w:val="center"/>
+          </w:tcPr>
+          <w:p>
+            <w:pPr>
+              <w:spacing w:after="20"/>
+            </w:pPr>
+            <w:r>
+              <w:rPr>
+                <w:rFonts w:ascii="Microsoft YaHei" w:cs="Microsoft YaHei" w:eastAsia="Microsoft YaHei" w:hAnsi="Microsoft YaHei"/>
+                <w:color w:val="1F2937"/>
+                <w:sz w:val="20"/>
+                <w:szCs w:val="20"/>
+              </w:rPr>
+              <w:t xml:space="preserve">需要批量录入</w:t>
+            </w:r>
+          </w:p>
+        </w:tc>
+        <w:tc>
+          <w:tcPr>
+            <w:tcW w:type="dxa" w:w="6160"/>
+            <w:tcBorders>
+              <w:top w:val="single" w:color="D1D5DB" w:sz="1"/>
+              <w:left w:val="single" w:color="D1D5DB" w:sz="1"/>
+              <w:bottom w:val="single" w:color="D1D5DB" w:sz="1"/>
+              <w:right w:val="single" w:color="D1D5DB" w:sz="1"/>
+            </w:tcBorders>
+            <w:vAlign w:val="center"/>
+          </w:tcPr>
+          <w:p>
+            <w:pPr>
+              <w:spacing w:after="20"/>
+            </w:pPr>
+            <w:r>
+              <w:rPr>
+                <w:rFonts w:ascii="Microsoft YaHei" w:cs="Microsoft YaHei" w:eastAsia="Microsoft YaHei" w:hAnsi="Microsoft YaHei"/>
+                <w:color w:val="1F2937"/>
+                <w:sz w:val="20"/>
+                <w:szCs w:val="20"/>
+              </w:rPr>
+              <w:t xml:space="preserve">用「文档批量录入」页面，从 JoySpace 目录批量入库</w:t>
+            </w:r>
+          </w:p>
+        </w:tc>
+      </w:tr>
+    </w:tbl>
+    <w:p>
+      <w:pPr>
+        <w:spacing w:after="80"/>
+      </w:pPr>
+      <w:r>
+        <w:t xml:space="preserve"/>
+      </w:r>
+    </w:p>
+    <w:p>
+      <w:pPr>
+        <w:pStyle w:val="Heading1"/>
+        <w:spacing w:after="200" w:before="360"/>
+      </w:pPr>
+      <w:r>
+        <w:rPr>
+          <w:rFonts w:ascii="Microsoft YaHei" w:cs="Microsoft YaHei" w:eastAsia="Microsoft YaHei" w:hAnsi="Microsoft YaHei"/>
+          <w:b/>
+          <w:bCs/>
+          <w:color w:val="1E40AF"/>
+          <w:sz w:val="32"/>
+          <w:szCs w:val="32"/>
+        </w:rPr>
+        <w:t xml:space="preserve">七、现在的重点放在哪</w:t>
+      </w:r>
+    </w:p>
+    <w:p>
+      <w:pPr>
+        <w:spacing w:after="160" w:before="0"/>
+        <w:jc w:val="left"/>
+      </w:pPr>
+      <w:r>
+        <w:rPr>
+          <w:rFonts w:ascii="Microsoft YaHei" w:cs="Microsoft YaHei" w:eastAsia="Microsoft YaHei" w:hAnsi="Microsoft YaHei"/>
+          <w:color w:val="1F2937"/>
+          <w:sz w:val="22"/>
+          <w:szCs w:val="22"/>
+        </w:rPr>
+        <w:t xml:space="preserve">方案已经清晰，但执行力决定成败。我的建议是明确优先级：</w:t>
+      </w:r>
+    </w:p>
+    <w:p>
+      <w:pPr>
+        <w:pStyle w:val="Heading2"/>
+        <w:spacing w:after="160" w:before="280"/>
+      </w:pPr>
+      <w:r>
+        <w:rPr>
+          <w:rFonts w:ascii="Microsoft YaHei" w:cs="Microsoft YaHei" w:eastAsia="Microsoft YaHei" w:hAnsi="Microsoft YaHei"/>
+          <w:b/>
+          <w:bCs/>
+          <w:color w:val="1F2937"/>
+          <w:sz w:val="26"/>
+          <w:szCs w:val="26"/>
+        </w:rPr>
+        <w:t xml:space="preserve">第一优先级：先把现有文档 wiki 化</w:t>
       </w:r>
     </w:p>
     <w:p>
@@ -4398,32 +6648,27 @@
           <w:sz w:val="22"/>
           <w:szCs w:val="22"/>
         </w:rPr>
-        <w:t xml:space="preserve">目标：先把供应商管理这一条线的内容吃透、吃全，跑成一个标杆案例，再复制到其他业务线。</w:t>
-      </w:r>
-    </w:p>
-    <w:p>
-      <w:pPr>
-        <w:spacing w:after="80"/>
-      </w:pPr>
-      <w:r>
-        <w:t xml:space="preserve"/>
-      </w:r>
-    </w:p>
-    <w:p>
-      <w:pPr>
-        <w:pStyle w:val="Heading2"/>
-        <w:spacing w:after="160" w:before="280"/>
-      </w:pPr>
+        <w:t xml:space="preserve">我们已经有跑通的知识库原型（健康度 100），证明了范式有效。现在最缺的不是工具，是</w:t>
+      </w:r>
       <w:r>
         <w:rPr>
           <w:rFonts w:ascii="Microsoft YaHei" w:cs="Microsoft YaHei" w:eastAsia="Microsoft YaHei" w:hAnsi="Microsoft YaHei"/>
           <w:b/>
           <w:bCs/>
           <w:color w:val="1F2937"/>
-          <w:sz w:val="26"/>
-          <w:szCs w:val="26"/>
-        </w:rPr>
-        <w:t xml:space="preserve">第二优先级：用真实文档打磨技能</w:t>
+          <w:sz w:val="22"/>
+          <w:szCs w:val="22"/>
+        </w:rPr>
+        <w:t xml:space="preserve">内容</w:t>
+      </w:r>
+      <w:r>
+        <w:rPr>
+          <w:rFonts w:ascii="Microsoft YaHei" w:cs="Microsoft YaHei" w:eastAsia="Microsoft YaHei" w:hAnsi="Microsoft YaHei"/>
+          <w:color w:val="1F2937"/>
+          <w:sz w:val="22"/>
+          <w:szCs w:val="22"/>
+        </w:rPr>
+        <w:t xml:space="preserve">。</w:t>
       </w:r>
     </w:p>
     <w:p>
@@ -4442,7 +6687,7 @@
           <w:sz w:val="22"/>
           <w:szCs w:val="22"/>
         </w:rPr>
-        <w:t xml:space="preserve">三个 wiki 技能现在是 0.1 版本的骨架——流程完整，但要在"反复处理真实文档"的过程中才能成熟。</w:t>
+        <w:t xml:space="preserve">用 wiki:ingest 把散落在各处的现有工作文档（手册、SOP、制度、模板）批量整理进知识库。</w:t>
       </w:r>
     </w:p>
     <w:p>
@@ -4461,7 +6706,7 @@
           <w:sz w:val="22"/>
           <w:szCs w:val="22"/>
         </w:rPr>
-        <w:t xml:space="preserve">用 wiki 化 5-10 份文档的过程，发现哪些步骤卡壳、哪些规则要细化，持续改进。</w:t>
+        <w:t xml:space="preserve">目标：先把供应商管理这一条线的内容吃透、吃全，跑成一个标杆案例，再复制到其他业务线。</w:t>
       </w:r>
     </w:p>
     <w:p>
@@ -4486,7 +6731,7 @@
           <w:sz w:val="26"/>
           <w:szCs w:val="26"/>
         </w:rPr>
-        <w:t xml:space="preserve">第三优先级：推广到团队</w:t>
+        <w:t xml:space="preserve">第二优先级：用真实文档打磨技能</w:t>
       </w:r>
     </w:p>
     <w:p>
@@ -4505,7 +6750,7 @@
           <w:sz w:val="22"/>
           <w:szCs w:val="22"/>
         </w:rPr>
-        <w:t xml:space="preserve">用供应商管理的标杆案例，向其他业务线（声纹、aipay、支付基础等已入库项目）示范。</w:t>
+        <w:t xml:space="preserve">三个 wiki 技能现在是 0.1 版本的骨架——流程完整，但要在"反复处理真实文档"的过程中才能成熟。</w:t>
       </w:r>
     </w:p>
     <w:p>
@@ -4524,44 +6769,32 @@
           <w:sz w:val="22"/>
           <w:szCs w:val="22"/>
         </w:rPr>
-        <w:t xml:space="preserve">培训同事使用：他们只需要对 AI 说"把这些文档整理进知识库"，AI 按 wiki:ingest 流程自动跑，人只负责确认归类和审核提炼结果。</w:t>
-      </w:r>
-    </w:p>
-    <w:p>
-      <w:r>
-        <w:br w:type="page"/>
-      </w:r>
-    </w:p>
-    <w:p>
-      <w:pPr>
-        <w:pStyle w:val="Heading1"/>
-        <w:spacing w:after="200" w:before="360"/>
+        <w:t xml:space="preserve">用 wiki 化 5-10 份文档的过程，发现哪些步骤卡壳、哪些规则要细化，持续改进。</w:t>
+      </w:r>
+    </w:p>
+    <w:p>
+      <w:pPr>
+        <w:spacing w:after="80"/>
+      </w:pPr>
+      <w:r>
+        <w:t xml:space="preserve"/>
+      </w:r>
+    </w:p>
+    <w:p>
+      <w:pPr>
+        <w:pStyle w:val="Heading2"/>
+        <w:spacing w:after="160" w:before="280"/>
       </w:pPr>
       <w:r>
         <w:rPr>
           <w:rFonts w:ascii="Microsoft YaHei" w:cs="Microsoft YaHei" w:eastAsia="Microsoft YaHei" w:hAnsi="Microsoft YaHei"/>
           <w:b/>
           <w:bCs/>
-          <w:color w:val="1E40AF"/>
-          <w:sz w:val="32"/>
-          <w:szCs w:val="32"/>
-        </w:rPr>
-        <w:t xml:space="preserve">七、诚实的边界：目前还做不到什么</w:t>
-      </w:r>
-    </w:p>
-    <w:p>
-      <w:pPr>
-        <w:spacing w:after="120" w:before="0"/>
-        <w:jc w:val="left"/>
-      </w:pPr>
-      <w:r>
-        <w:rPr>
-          <w:rFonts w:ascii="Microsoft YaHei" w:cs="Microsoft YaHei" w:eastAsia="Microsoft YaHei" w:hAnsi="Microsoft YaHei"/>
-          <w:color w:val="1F2937"/>
-          <w:sz w:val="22"/>
-          <w:szCs w:val="22"/>
-        </w:rPr>
-        <w:t xml:space="preserve">为了建立信任，主动说明当前的局限：</w:t>
+          <w:color w:val="1F2937"/>
+          <w:sz w:val="26"/>
+          <w:szCs w:val="26"/>
+        </w:rPr>
+        <w:t xml:space="preserve">第三优先级：推广到团队</w:t>
       </w:r>
     </w:p>
     <w:p>
@@ -4576,22 +6809,11 @@
       <w:r>
         <w:rPr>
           <w:rFonts w:ascii="Microsoft YaHei" w:cs="Microsoft YaHei" w:eastAsia="Microsoft YaHei" w:hAnsi="Microsoft YaHei"/>
-          <w:b/>
-          <w:bCs/>
-          <w:color w:val="1F2937"/>
-          <w:sz w:val="22"/>
-          <w:szCs w:val="22"/>
-        </w:rPr>
-        <w:t xml:space="preserve">没有"一键批量 wiki 化"的完全自动化</w:t>
-      </w:r>
-      <w:r>
-        <w:rPr>
-          <w:rFonts w:ascii="Microsoft YaHei" w:cs="Microsoft YaHei" w:eastAsia="Microsoft YaHei" w:hAnsi="Microsoft YaHei"/>
-          <w:color w:val="1F2937"/>
-          <w:sz w:val="22"/>
-          <w:szCs w:val="22"/>
-        </w:rPr>
-        <w:t xml:space="preserve">：目前 ingest 是半自动——AI 读原文 + 按规范写 distill，但分类、编码、提炼质量的把关需要人。这是设计如此，不是缺陷。</w:t>
+          <w:color w:val="1F2937"/>
+          <w:sz w:val="22"/>
+          <w:szCs w:val="22"/>
+        </w:rPr>
+        <w:t xml:space="preserve">用供应商管理的标杆案例，向其他业务线（声纹、aipay、支付基础等已入库项目）示范。</w:t>
       </w:r>
     </w:p>
     <w:p>
@@ -4606,22 +6828,48 @@
       <w:r>
         <w:rPr>
           <w:rFonts w:ascii="Microsoft YaHei" w:cs="Microsoft YaHei" w:eastAsia="Microsoft YaHei" w:hAnsi="Microsoft YaHei"/>
+          <w:color w:val="1F2937"/>
+          <w:sz w:val="22"/>
+          <w:szCs w:val="22"/>
+        </w:rPr>
+        <w:t xml:space="preserve">培训同事使用：他们只需要对 AI 说"把这些文档整理进知识库"，AI 按 wiki:ingest 流程自动跑，人只负责确认归类和审核提炼结果。</w:t>
+      </w:r>
+    </w:p>
+    <w:p>
+      <w:r>
+        <w:br w:type="page"/>
+      </w:r>
+    </w:p>
+    <w:p>
+      <w:pPr>
+        <w:pStyle w:val="Heading1"/>
+        <w:spacing w:after="200" w:before="360"/>
+      </w:pPr>
+      <w:r>
+        <w:rPr>
+          <w:rFonts w:ascii="Microsoft YaHei" w:cs="Microsoft YaHei" w:eastAsia="Microsoft YaHei" w:hAnsi="Microsoft YaHei"/>
           <w:b/>
           <w:bCs/>
-          <w:color w:val="1F2937"/>
-          <w:sz w:val="22"/>
-          <w:szCs w:val="22"/>
-        </w:rPr>
-        <w:t xml:space="preserve">健康检查还比较粗</w:t>
-      </w:r>
-      <w:r>
-        <w:rPr>
-          <w:rFonts w:ascii="Microsoft YaHei" w:cs="Microsoft YaHei" w:eastAsia="Microsoft YaHei" w:hAnsi="Microsoft YaHei"/>
-          <w:color w:val="1F2937"/>
-          <w:sz w:val="22"/>
-          <w:szCs w:val="22"/>
-        </w:rPr>
-        <w:t xml:space="preserve">：脚本现在查来源覆盖、raw 完整性、冲突数。卡帕西说的"孤儿页检测、交叉引用密度"还没有完全实现，是下一步要补的。</w:t>
+          <w:color w:val="1E40AF"/>
+          <w:sz w:val="32"/>
+          <w:szCs w:val="32"/>
+        </w:rPr>
+        <w:t xml:space="preserve">八、诚实的边界：目前还做不到什么</w:t>
+      </w:r>
+    </w:p>
+    <w:p>
+      <w:pPr>
+        <w:spacing w:after="120" w:before="0"/>
+        <w:jc w:val="left"/>
+      </w:pPr>
+      <w:r>
+        <w:rPr>
+          <w:rFonts w:ascii="Microsoft YaHei" w:cs="Microsoft YaHei" w:eastAsia="Microsoft YaHei" w:hAnsi="Microsoft YaHei"/>
+          <w:color w:val="1F2937"/>
+          <w:sz w:val="22"/>
+          <w:szCs w:val="22"/>
+        </w:rPr>
+        <w:t xml:space="preserve">为了建立信任，主动说明当前的局限：</w:t>
       </w:r>
     </w:p>
     <w:p>
@@ -4642,16 +6890,16 @@
           <w:sz w:val="22"/>
           <w:szCs w:val="22"/>
         </w:rPr>
-        <w:t xml:space="preserve">有些冲突待业务确认</w:t>
-      </w:r>
-      <w:r>
-        <w:rPr>
-          <w:rFonts w:ascii="Microsoft YaHei" w:cs="Microsoft YaHei" w:eastAsia="Microsoft YaHei" w:hAnsi="Microsoft YaHei"/>
-          <w:color w:val="1F2937"/>
-          <w:sz w:val="22"/>
-          <w:szCs w:val="22"/>
-        </w:rPr>
-        <w:t xml:space="preserve">：知识库里还有 14 个未解决冲突（不同文档对同一规则说法不同），需要业务侧逐个拍板。</w:t>
+        <w:t xml:space="preserve">没有"一键批量 wiki 化"的完全自动化</w:t>
+      </w:r>
+      <w:r>
+        <w:rPr>
+          <w:rFonts w:ascii="Microsoft YaHei" w:cs="Microsoft YaHei" w:eastAsia="Microsoft YaHei" w:hAnsi="Microsoft YaHei"/>
+          <w:color w:val="1F2937"/>
+          <w:sz w:val="22"/>
+          <w:szCs w:val="22"/>
+        </w:rPr>
+        <w:t xml:space="preserve">：目前 ingest 是半自动——AI 读原文 + 按规范写 distill，但分类、编码、提炼质量的把关需要人。这是设计如此，不是缺陷。</w:t>
       </w:r>
     </w:p>
     <w:p>
@@ -4672,6 +6920,66 @@
           <w:sz w:val="22"/>
           <w:szCs w:val="22"/>
         </w:rPr>
+        <w:t xml:space="preserve">健康检查还比较粗</w:t>
+      </w:r>
+      <w:r>
+        <w:rPr>
+          <w:rFonts w:ascii="Microsoft YaHei" w:cs="Microsoft YaHei" w:eastAsia="Microsoft YaHei" w:hAnsi="Microsoft YaHei"/>
+          <w:color w:val="1F2937"/>
+          <w:sz w:val="22"/>
+          <w:szCs w:val="22"/>
+        </w:rPr>
+        <w:t xml:space="preserve">：脚本现在查来源覆盖、raw 完整性、冲突数。卡帕西说的"孤儿页检测、交叉引用密度"还没有完全实现，是下一步要补的。</w:t>
+      </w:r>
+    </w:p>
+    <w:p>
+      <w:pPr>
+        <w:pStyle w:val="ListParagraph"/>
+        <w:numPr>
+          <w:ilvl w:val="0"/>
+          <w:numId w:val="2"/>
+        </w:numPr>
+        <w:spacing w:after="60"/>
+      </w:pPr>
+      <w:r>
+        <w:rPr>
+          <w:rFonts w:ascii="Microsoft YaHei" w:cs="Microsoft YaHei" w:eastAsia="Microsoft YaHei" w:hAnsi="Microsoft YaHei"/>
+          <w:b/>
+          <w:bCs/>
+          <w:color w:val="1F2937"/>
+          <w:sz w:val="22"/>
+          <w:szCs w:val="22"/>
+        </w:rPr>
+        <w:t xml:space="preserve">有些冲突待业务确认</w:t>
+      </w:r>
+      <w:r>
+        <w:rPr>
+          <w:rFonts w:ascii="Microsoft YaHei" w:cs="Microsoft YaHei" w:eastAsia="Microsoft YaHei" w:hAnsi="Microsoft YaHei"/>
+          <w:color w:val="1F2937"/>
+          <w:sz w:val="22"/>
+          <w:szCs w:val="22"/>
+        </w:rPr>
+        <w:t xml:space="preserve">：知识库里还有 14 个未解决冲突（不同文档对同一规则说法不同），需要业务侧逐个拍板。</w:t>
+      </w:r>
+    </w:p>
+    <w:p>
+      <w:pPr>
+        <w:pStyle w:val="ListParagraph"/>
+        <w:numPr>
+          <w:ilvl w:val="0"/>
+          <w:numId w:val="2"/>
+        </w:numPr>
+        <w:spacing w:after="60"/>
+      </w:pPr>
+      <w:r>
+        <w:rPr>
+          <w:rFonts w:ascii="Microsoft YaHei" w:cs="Microsoft YaHei" w:eastAsia="Microsoft YaHei" w:hAnsi="Microsoft YaHei"/>
+          <w:b/>
+          <w:bCs/>
+          <w:color w:val="1F2937"/>
+          <w:sz w:val="22"/>
+          <w:szCs w:val="22"/>
+        </w:rPr>
         <w:t xml:space="preserve">技能还在 0.1 版本</w:t>
       </w:r>
       <w:r>
@@ -4706,7 +7014,7 @@
           <w:sz w:val="32"/>
           <w:szCs w:val="32"/>
         </w:rPr>
-        <w:t xml:space="preserve">八、下一步行动计划</w:t>
+        <w:t xml:space="preserve">九、下一步行动计划</w:t>
       </w:r>
     </w:p>
     <w:tbl>
@@ -5268,7 +7576,7 @@
         </w:rPr>
         <w:t xml:space="preserve">卡帕西 LLM Wiki 原文：</w:t>
       </w:r>
-      <w:hyperlink w:history="1" r:id="rId1kahig4qa_igtgvmjgyd3">
+      <w:hyperlink w:history="1" r:id="rIdatsoopidub0hphwgrzj9e">
         <w:r>
           <w:rPr>
             <w:rFonts w:ascii="Microsoft YaHei" w:cs="Microsoft YaHei" w:eastAsia="Microsoft YaHei" w:hAnsi="Microsoft YaHei"/>
@@ -5693,6 +8001,12 @@
   </w:num>
   <w:num w:numId="4">
     <w:abstractNumId w:val="4"/>
+    <w:lvlOverride w:ilvl="0">
+      <w:startOverride w:val="1"/>
+    </w:lvlOverride>
+  </w:num>
+  <w:num w:numId="5">
+    <w:abstractNumId w:val="5"/>
     <w:lvlOverride w:ilvl="0">
       <w:startOverride w:val="1"/>
     </w:lvlOverride>
